--- a/exercises/exercises.docx
+++ b/exercises/exercises.docx
@@ -30,8 +30,6 @@
       <w:pPr>
         <w:ind w:firstLine="0"/>
         <w:rPr>
-          <w:b/>
-          <w:bCs/>
           <w:sz w:val="18"/>
           <w:szCs w:val="18"/>
         </w:rPr>
@@ -48,6 +46,857 @@
       <w:pPr>
         <w:ind w:firstLine="0"/>
         <w:rPr>
+          <w:rFonts w:hint="eastAsia"/>
+          <w:sz w:val="18"/>
+          <w:szCs w:val="18"/>
+        </w:rPr>
+      </w:pPr>
+      <w:r>
+        <w:rPr>
+          <w:sz w:val="18"/>
+          <w:szCs w:val="18"/>
+          <w:highlight w:val="yellow"/>
+        </w:rPr>
+        <w:t>S</w:t>
+      </w:r>
+      <w:r>
+        <w:rPr>
+          <w:rFonts w:hint="eastAsia"/>
+          <w:sz w:val="18"/>
+          <w:szCs w:val="18"/>
+          <w:highlight w:val="yellow"/>
+        </w:rPr>
+        <w:t>olution:</w:t>
+      </w:r>
+    </w:p>
+    <w:p>
+      <w:pPr>
+        <w:ind w:firstLine="0"/>
+        <w:rPr>
+          <w:rFonts w:hint="eastAsia"/>
+          <w:sz w:val="18"/>
+          <w:szCs w:val="18"/>
+        </w:rPr>
+      </w:pPr>
+      <w:r>
+        <w:rPr>
+          <w:sz w:val="18"/>
+          <w:szCs w:val="18"/>
+          <w:highlight w:val="yellow"/>
+        </w:rPr>
+        <w:t>#include&lt;iostream&gt;</w:t>
+      </w:r>
+      <w:r>
+        <w:rPr>
+          <w:sz w:val="18"/>
+          <w:szCs w:val="18"/>
+          <w:highlight w:val="yellow"/>
+        </w:rPr>
+        <w:br/>
+        <w:t>#include&lt;stack&gt;</w:t>
+      </w:r>
+      <w:r>
+        <w:rPr>
+          <w:sz w:val="18"/>
+          <w:szCs w:val="18"/>
+          <w:highlight w:val="yellow"/>
+        </w:rPr>
+        <w:br/>
+        <w:t>#include&lt;string&gt;</w:t>
+      </w:r>
+      <w:r>
+        <w:rPr>
+          <w:sz w:val="18"/>
+          <w:szCs w:val="18"/>
+          <w:highlight w:val="yellow"/>
+        </w:rPr>
+        <w:br/>
+        <w:t>using namespace std;</w:t>
+      </w:r>
+      <w:r>
+        <w:rPr>
+          <w:sz w:val="18"/>
+          <w:szCs w:val="18"/>
+          <w:highlight w:val="yellow"/>
+        </w:rPr>
+        <w:br/>
+      </w:r>
+      <w:r>
+        <w:rPr>
+          <w:sz w:val="18"/>
+          <w:szCs w:val="18"/>
+          <w:highlight w:val="yellow"/>
+        </w:rPr>
+        <w:br/>
+        <w:t>int </w:t>
+      </w:r>
+      <w:proofErr w:type="spellStart"/>
+      <w:r>
+        <w:rPr>
+          <w:sz w:val="18"/>
+          <w:szCs w:val="18"/>
+          <w:highlight w:val="yellow"/>
+        </w:rPr>
+        <w:t>pri</w:t>
+      </w:r>
+      <w:proofErr w:type="spellEnd"/>
+      <w:r>
+        <w:rPr>
+          <w:sz w:val="18"/>
+          <w:szCs w:val="18"/>
+          <w:highlight w:val="yellow"/>
+        </w:rPr>
+        <w:t>(char c){</w:t>
+      </w:r>
+      <w:r>
+        <w:rPr>
+          <w:sz w:val="18"/>
+          <w:szCs w:val="18"/>
+          <w:highlight w:val="yellow"/>
+        </w:rPr>
+        <w:br/>
+        <w:t>    if(c == '*' || c == '/'){return 2;} </w:t>
+      </w:r>
+      <w:r>
+        <w:rPr>
+          <w:sz w:val="18"/>
+          <w:szCs w:val="18"/>
+          <w:highlight w:val="yellow"/>
+        </w:rPr>
+        <w:br/>
+        <w:t>    if(c == '+' || c == '-'){return 1;} </w:t>
+      </w:r>
+      <w:r>
+        <w:rPr>
+          <w:sz w:val="18"/>
+          <w:szCs w:val="18"/>
+          <w:highlight w:val="yellow"/>
+        </w:rPr>
+        <w:br/>
+        <w:t>    return 0;</w:t>
+      </w:r>
+      <w:r>
+        <w:rPr>
+          <w:sz w:val="18"/>
+          <w:szCs w:val="18"/>
+          <w:highlight w:val="yellow"/>
+        </w:rPr>
+        <w:br/>
+        <w:t>}</w:t>
+      </w:r>
+      <w:r>
+        <w:rPr>
+          <w:sz w:val="18"/>
+          <w:szCs w:val="18"/>
+          <w:highlight w:val="yellow"/>
+        </w:rPr>
+        <w:br/>
+      </w:r>
+      <w:r>
+        <w:rPr>
+          <w:sz w:val="18"/>
+          <w:szCs w:val="18"/>
+          <w:highlight w:val="yellow"/>
+        </w:rPr>
+        <w:br/>
+        <w:t>string infix2postfix(string s){</w:t>
+      </w:r>
+      <w:r>
+        <w:rPr>
+          <w:sz w:val="18"/>
+          <w:szCs w:val="18"/>
+          <w:highlight w:val="yellow"/>
+        </w:rPr>
+        <w:br/>
+        <w:t>    stack&lt;char&gt; wait;</w:t>
+      </w:r>
+      <w:r>
+        <w:rPr>
+          <w:sz w:val="18"/>
+          <w:szCs w:val="18"/>
+          <w:highlight w:val="yellow"/>
+        </w:rPr>
+        <w:br/>
+        <w:t>    string </w:t>
+      </w:r>
+      <w:proofErr w:type="spellStart"/>
+      <w:r>
+        <w:rPr>
+          <w:sz w:val="18"/>
+          <w:szCs w:val="18"/>
+          <w:highlight w:val="yellow"/>
+        </w:rPr>
+        <w:t>ans</w:t>
+      </w:r>
+      <w:proofErr w:type="spellEnd"/>
+      <w:r>
+        <w:rPr>
+          <w:sz w:val="18"/>
+          <w:szCs w:val="18"/>
+          <w:highlight w:val="yellow"/>
+        </w:rPr>
+        <w:t>;</w:t>
+      </w:r>
+      <w:r>
+        <w:rPr>
+          <w:sz w:val="18"/>
+          <w:szCs w:val="18"/>
+          <w:highlight w:val="yellow"/>
+        </w:rPr>
+        <w:br/>
+        <w:t>    </w:t>
+      </w:r>
+      <w:r>
+        <w:rPr>
+          <w:sz w:val="18"/>
+          <w:szCs w:val="18"/>
+          <w:highlight w:val="yellow"/>
+        </w:rPr>
+        <w:br/>
+        <w:t>    for (char c : s){</w:t>
+      </w:r>
+      <w:r>
+        <w:rPr>
+          <w:sz w:val="18"/>
+          <w:szCs w:val="18"/>
+          <w:highlight w:val="yellow"/>
+        </w:rPr>
+        <w:br/>
+        <w:t>        if(c &gt;= '0' &amp;&amp; c &lt;= '9'){ </w:t>
+      </w:r>
+      <w:proofErr w:type="spellStart"/>
+      <w:r>
+        <w:rPr>
+          <w:sz w:val="18"/>
+          <w:szCs w:val="18"/>
+          <w:highlight w:val="yellow"/>
+        </w:rPr>
+        <w:t>ans</w:t>
+      </w:r>
+      <w:proofErr w:type="spellEnd"/>
+      <w:r>
+        <w:rPr>
+          <w:sz w:val="18"/>
+          <w:szCs w:val="18"/>
+          <w:highlight w:val="yellow"/>
+        </w:rPr>
+        <w:t> += c; }</w:t>
+      </w:r>
+      <w:r>
+        <w:rPr>
+          <w:sz w:val="18"/>
+          <w:szCs w:val="18"/>
+          <w:highlight w:val="yellow"/>
+        </w:rPr>
+        <w:br/>
+        <w:t>        </w:t>
+      </w:r>
+      <w:r>
+        <w:rPr>
+          <w:sz w:val="18"/>
+          <w:szCs w:val="18"/>
+          <w:highlight w:val="yellow"/>
+        </w:rPr>
+        <w:br/>
+        <w:t>        else if (c == '('){ </w:t>
+      </w:r>
+      <w:proofErr w:type="spellStart"/>
+      <w:r>
+        <w:rPr>
+          <w:sz w:val="18"/>
+          <w:szCs w:val="18"/>
+          <w:highlight w:val="yellow"/>
+        </w:rPr>
+        <w:t>wait.push</w:t>
+      </w:r>
+      <w:proofErr w:type="spellEnd"/>
+      <w:r>
+        <w:rPr>
+          <w:sz w:val="18"/>
+          <w:szCs w:val="18"/>
+          <w:highlight w:val="yellow"/>
+        </w:rPr>
+        <w:t>(c); }</w:t>
+      </w:r>
+      <w:r>
+        <w:rPr>
+          <w:sz w:val="18"/>
+          <w:szCs w:val="18"/>
+          <w:highlight w:val="yellow"/>
+        </w:rPr>
+        <w:br/>
+        <w:t>        </w:t>
+      </w:r>
+      <w:r>
+        <w:rPr>
+          <w:sz w:val="18"/>
+          <w:szCs w:val="18"/>
+          <w:highlight w:val="yellow"/>
+        </w:rPr>
+        <w:br/>
+        <w:t>        else if (c == ')'){ </w:t>
+      </w:r>
+      <w:r>
+        <w:rPr>
+          <w:sz w:val="18"/>
+          <w:szCs w:val="18"/>
+          <w:highlight w:val="yellow"/>
+        </w:rPr>
+        <w:br/>
+        <w:t>            while(</w:t>
+      </w:r>
+      <w:proofErr w:type="spellStart"/>
+      <w:r>
+        <w:rPr>
+          <w:sz w:val="18"/>
+          <w:szCs w:val="18"/>
+          <w:highlight w:val="yellow"/>
+        </w:rPr>
+        <w:t>wait.top</w:t>
+      </w:r>
+      <w:proofErr w:type="spellEnd"/>
+      <w:r>
+        <w:rPr>
+          <w:sz w:val="18"/>
+          <w:szCs w:val="18"/>
+          <w:highlight w:val="yellow"/>
+        </w:rPr>
+        <w:t>() != '('){</w:t>
+      </w:r>
+      <w:r>
+        <w:rPr>
+          <w:sz w:val="18"/>
+          <w:szCs w:val="18"/>
+          <w:highlight w:val="yellow"/>
+        </w:rPr>
+        <w:br/>
+        <w:t>                </w:t>
+      </w:r>
+      <w:proofErr w:type="spellStart"/>
+      <w:r>
+        <w:rPr>
+          <w:sz w:val="18"/>
+          <w:szCs w:val="18"/>
+          <w:highlight w:val="yellow"/>
+        </w:rPr>
+        <w:t>ans</w:t>
+      </w:r>
+      <w:proofErr w:type="spellEnd"/>
+      <w:r>
+        <w:rPr>
+          <w:sz w:val="18"/>
+          <w:szCs w:val="18"/>
+          <w:highlight w:val="yellow"/>
+        </w:rPr>
+        <w:t> += </w:t>
+      </w:r>
+      <w:proofErr w:type="spellStart"/>
+      <w:r>
+        <w:rPr>
+          <w:sz w:val="18"/>
+          <w:szCs w:val="18"/>
+          <w:highlight w:val="yellow"/>
+        </w:rPr>
+        <w:t>wait.top</w:t>
+      </w:r>
+      <w:proofErr w:type="spellEnd"/>
+      <w:r>
+        <w:rPr>
+          <w:sz w:val="18"/>
+          <w:szCs w:val="18"/>
+          <w:highlight w:val="yellow"/>
+        </w:rPr>
+        <w:t>();</w:t>
+      </w:r>
+      <w:r>
+        <w:rPr>
+          <w:sz w:val="18"/>
+          <w:szCs w:val="18"/>
+          <w:highlight w:val="yellow"/>
+        </w:rPr>
+        <w:br/>
+        <w:t>                </w:t>
+      </w:r>
+      <w:proofErr w:type="spellStart"/>
+      <w:r>
+        <w:rPr>
+          <w:sz w:val="18"/>
+          <w:szCs w:val="18"/>
+          <w:highlight w:val="yellow"/>
+        </w:rPr>
+        <w:t>wait.pop</w:t>
+      </w:r>
+      <w:proofErr w:type="spellEnd"/>
+      <w:r>
+        <w:rPr>
+          <w:sz w:val="18"/>
+          <w:szCs w:val="18"/>
+          <w:highlight w:val="yellow"/>
+        </w:rPr>
+        <w:t>();</w:t>
+      </w:r>
+      <w:r>
+        <w:rPr>
+          <w:sz w:val="18"/>
+          <w:szCs w:val="18"/>
+          <w:highlight w:val="yellow"/>
+        </w:rPr>
+        <w:br/>
+        <w:t>            }</w:t>
+      </w:r>
+      <w:r>
+        <w:rPr>
+          <w:sz w:val="18"/>
+          <w:szCs w:val="18"/>
+          <w:highlight w:val="yellow"/>
+        </w:rPr>
+        <w:br/>
+        <w:t>            </w:t>
+      </w:r>
+      <w:proofErr w:type="spellStart"/>
+      <w:r>
+        <w:rPr>
+          <w:sz w:val="18"/>
+          <w:szCs w:val="18"/>
+          <w:highlight w:val="yellow"/>
+        </w:rPr>
+        <w:t>wait.pop</w:t>
+      </w:r>
+      <w:proofErr w:type="spellEnd"/>
+      <w:r>
+        <w:rPr>
+          <w:sz w:val="18"/>
+          <w:szCs w:val="18"/>
+          <w:highlight w:val="yellow"/>
+        </w:rPr>
+        <w:t>();</w:t>
+      </w:r>
+      <w:r>
+        <w:rPr>
+          <w:sz w:val="18"/>
+          <w:szCs w:val="18"/>
+          <w:highlight w:val="yellow"/>
+        </w:rPr>
+        <w:br/>
+        <w:t>        }</w:t>
+      </w:r>
+      <w:r>
+        <w:rPr>
+          <w:sz w:val="18"/>
+          <w:szCs w:val="18"/>
+          <w:highlight w:val="yellow"/>
+        </w:rPr>
+        <w:br/>
+        <w:t>        </w:t>
+      </w:r>
+      <w:r>
+        <w:rPr>
+          <w:sz w:val="18"/>
+          <w:szCs w:val="18"/>
+          <w:highlight w:val="yellow"/>
+        </w:rPr>
+        <w:br/>
+        <w:t>        else{</w:t>
+      </w:r>
+      <w:r>
+        <w:rPr>
+          <w:sz w:val="18"/>
+          <w:szCs w:val="18"/>
+          <w:highlight w:val="yellow"/>
+        </w:rPr>
+        <w:br/>
+        <w:t>            while( !wait.empty() &amp;&amp; wait.top() != '(' &amp;&amp; pri(wait.top()) &gt;= pri(c)){</w:t>
+      </w:r>
+      <w:r>
+        <w:rPr>
+          <w:sz w:val="18"/>
+          <w:szCs w:val="18"/>
+          <w:highlight w:val="yellow"/>
+        </w:rPr>
+        <w:br/>
+        <w:t>                </w:t>
+      </w:r>
+      <w:proofErr w:type="spellStart"/>
+      <w:r>
+        <w:rPr>
+          <w:sz w:val="18"/>
+          <w:szCs w:val="18"/>
+          <w:highlight w:val="yellow"/>
+        </w:rPr>
+        <w:t>ans</w:t>
+      </w:r>
+      <w:proofErr w:type="spellEnd"/>
+      <w:r>
+        <w:rPr>
+          <w:sz w:val="18"/>
+          <w:szCs w:val="18"/>
+          <w:highlight w:val="yellow"/>
+        </w:rPr>
+        <w:t> += </w:t>
+      </w:r>
+      <w:proofErr w:type="spellStart"/>
+      <w:r>
+        <w:rPr>
+          <w:sz w:val="18"/>
+          <w:szCs w:val="18"/>
+          <w:highlight w:val="yellow"/>
+        </w:rPr>
+        <w:t>wait.top</w:t>
+      </w:r>
+      <w:proofErr w:type="spellEnd"/>
+      <w:r>
+        <w:rPr>
+          <w:sz w:val="18"/>
+          <w:szCs w:val="18"/>
+          <w:highlight w:val="yellow"/>
+        </w:rPr>
+        <w:t>();</w:t>
+      </w:r>
+      <w:r>
+        <w:rPr>
+          <w:sz w:val="18"/>
+          <w:szCs w:val="18"/>
+          <w:highlight w:val="yellow"/>
+        </w:rPr>
+        <w:br/>
+        <w:t>                </w:t>
+      </w:r>
+      <w:proofErr w:type="spellStart"/>
+      <w:r>
+        <w:rPr>
+          <w:sz w:val="18"/>
+          <w:szCs w:val="18"/>
+          <w:highlight w:val="yellow"/>
+        </w:rPr>
+        <w:t>wait.pop</w:t>
+      </w:r>
+      <w:proofErr w:type="spellEnd"/>
+      <w:r>
+        <w:rPr>
+          <w:sz w:val="18"/>
+          <w:szCs w:val="18"/>
+          <w:highlight w:val="yellow"/>
+        </w:rPr>
+        <w:t>();</w:t>
+      </w:r>
+      <w:r>
+        <w:rPr>
+          <w:sz w:val="18"/>
+          <w:szCs w:val="18"/>
+          <w:highlight w:val="yellow"/>
+        </w:rPr>
+        <w:br/>
+        <w:t>            }</w:t>
+      </w:r>
+      <w:r>
+        <w:rPr>
+          <w:sz w:val="18"/>
+          <w:szCs w:val="18"/>
+          <w:highlight w:val="yellow"/>
+        </w:rPr>
+        <w:br/>
+        <w:t>            </w:t>
+      </w:r>
+      <w:proofErr w:type="spellStart"/>
+      <w:r>
+        <w:rPr>
+          <w:sz w:val="18"/>
+          <w:szCs w:val="18"/>
+          <w:highlight w:val="yellow"/>
+        </w:rPr>
+        <w:t>wait.push</w:t>
+      </w:r>
+      <w:proofErr w:type="spellEnd"/>
+      <w:r>
+        <w:rPr>
+          <w:sz w:val="18"/>
+          <w:szCs w:val="18"/>
+          <w:highlight w:val="yellow"/>
+        </w:rPr>
+        <w:t>(c);</w:t>
+      </w:r>
+      <w:r>
+        <w:rPr>
+          <w:sz w:val="18"/>
+          <w:szCs w:val="18"/>
+          <w:highlight w:val="yellow"/>
+        </w:rPr>
+        <w:br/>
+        <w:t>        }</w:t>
+      </w:r>
+      <w:r>
+        <w:rPr>
+          <w:sz w:val="18"/>
+          <w:szCs w:val="18"/>
+          <w:highlight w:val="yellow"/>
+        </w:rPr>
+        <w:br/>
+        <w:t>    }</w:t>
+      </w:r>
+      <w:r>
+        <w:rPr>
+          <w:sz w:val="18"/>
+          <w:szCs w:val="18"/>
+          <w:highlight w:val="yellow"/>
+        </w:rPr>
+        <w:br/>
+        <w:t>    </w:t>
+      </w:r>
+      <w:r>
+        <w:rPr>
+          <w:sz w:val="18"/>
+          <w:szCs w:val="18"/>
+          <w:highlight w:val="yellow"/>
+        </w:rPr>
+        <w:br/>
+        <w:t>    while (!</w:t>
+      </w:r>
+      <w:proofErr w:type="spellStart"/>
+      <w:r>
+        <w:rPr>
+          <w:sz w:val="18"/>
+          <w:szCs w:val="18"/>
+          <w:highlight w:val="yellow"/>
+        </w:rPr>
+        <w:t>wait.empty</w:t>
+      </w:r>
+      <w:proofErr w:type="spellEnd"/>
+      <w:r>
+        <w:rPr>
+          <w:sz w:val="18"/>
+          <w:szCs w:val="18"/>
+          <w:highlight w:val="yellow"/>
+        </w:rPr>
+        <w:t>())</w:t>
+      </w:r>
+      <w:r>
+        <w:rPr>
+          <w:sz w:val="18"/>
+          <w:szCs w:val="18"/>
+          <w:highlight w:val="yellow"/>
+        </w:rPr>
+        <w:br/>
+      </w:r>
+      <w:r>
+        <w:rPr>
+          <w:sz w:val="18"/>
+          <w:szCs w:val="18"/>
+          <w:highlight w:val="yellow"/>
+        </w:rPr>
+        <w:lastRenderedPageBreak/>
+        <w:t>    {</w:t>
+      </w:r>
+      <w:r>
+        <w:rPr>
+          <w:sz w:val="18"/>
+          <w:szCs w:val="18"/>
+          <w:highlight w:val="yellow"/>
+        </w:rPr>
+        <w:br/>
+        <w:t>        </w:t>
+      </w:r>
+      <w:proofErr w:type="spellStart"/>
+      <w:r>
+        <w:rPr>
+          <w:sz w:val="18"/>
+          <w:szCs w:val="18"/>
+          <w:highlight w:val="yellow"/>
+        </w:rPr>
+        <w:t>ans</w:t>
+      </w:r>
+      <w:proofErr w:type="spellEnd"/>
+      <w:r>
+        <w:rPr>
+          <w:sz w:val="18"/>
+          <w:szCs w:val="18"/>
+          <w:highlight w:val="yellow"/>
+        </w:rPr>
+        <w:t> += </w:t>
+      </w:r>
+      <w:proofErr w:type="spellStart"/>
+      <w:r>
+        <w:rPr>
+          <w:sz w:val="18"/>
+          <w:szCs w:val="18"/>
+          <w:highlight w:val="yellow"/>
+        </w:rPr>
+        <w:t>wait.top</w:t>
+      </w:r>
+      <w:proofErr w:type="spellEnd"/>
+      <w:r>
+        <w:rPr>
+          <w:sz w:val="18"/>
+          <w:szCs w:val="18"/>
+          <w:highlight w:val="yellow"/>
+        </w:rPr>
+        <w:t>();</w:t>
+      </w:r>
+      <w:r>
+        <w:rPr>
+          <w:sz w:val="18"/>
+          <w:szCs w:val="18"/>
+          <w:highlight w:val="yellow"/>
+        </w:rPr>
+        <w:br/>
+        <w:t>        </w:t>
+      </w:r>
+      <w:proofErr w:type="spellStart"/>
+      <w:r>
+        <w:rPr>
+          <w:sz w:val="18"/>
+          <w:szCs w:val="18"/>
+          <w:highlight w:val="yellow"/>
+        </w:rPr>
+        <w:t>wait.pop</w:t>
+      </w:r>
+      <w:proofErr w:type="spellEnd"/>
+      <w:r>
+        <w:rPr>
+          <w:sz w:val="18"/>
+          <w:szCs w:val="18"/>
+          <w:highlight w:val="yellow"/>
+        </w:rPr>
+        <w:t>();</w:t>
+      </w:r>
+      <w:r>
+        <w:rPr>
+          <w:sz w:val="18"/>
+          <w:szCs w:val="18"/>
+          <w:highlight w:val="yellow"/>
+        </w:rPr>
+        <w:br/>
+        <w:t>    }</w:t>
+      </w:r>
+      <w:r>
+        <w:rPr>
+          <w:sz w:val="18"/>
+          <w:szCs w:val="18"/>
+          <w:highlight w:val="yellow"/>
+        </w:rPr>
+        <w:br/>
+        <w:t>    </w:t>
+      </w:r>
+      <w:r>
+        <w:rPr>
+          <w:sz w:val="18"/>
+          <w:szCs w:val="18"/>
+          <w:highlight w:val="yellow"/>
+        </w:rPr>
+        <w:br/>
+        <w:t>    return </w:t>
+      </w:r>
+      <w:proofErr w:type="spellStart"/>
+      <w:r>
+        <w:rPr>
+          <w:sz w:val="18"/>
+          <w:szCs w:val="18"/>
+          <w:highlight w:val="yellow"/>
+        </w:rPr>
+        <w:t>ans</w:t>
+      </w:r>
+      <w:proofErr w:type="spellEnd"/>
+      <w:r>
+        <w:rPr>
+          <w:sz w:val="18"/>
+          <w:szCs w:val="18"/>
+          <w:highlight w:val="yellow"/>
+        </w:rPr>
+        <w:t>;</w:t>
+      </w:r>
+      <w:r>
+        <w:rPr>
+          <w:sz w:val="18"/>
+          <w:szCs w:val="18"/>
+          <w:highlight w:val="yellow"/>
+        </w:rPr>
+        <w:br/>
+        <w:t>}</w:t>
+      </w:r>
+      <w:r>
+        <w:rPr>
+          <w:sz w:val="18"/>
+          <w:szCs w:val="18"/>
+          <w:highlight w:val="yellow"/>
+        </w:rPr>
+        <w:br/>
+      </w:r>
+      <w:r>
+        <w:rPr>
+          <w:sz w:val="18"/>
+          <w:szCs w:val="18"/>
+          <w:highlight w:val="yellow"/>
+        </w:rPr>
+        <w:br/>
+        <w:t>int main(){</w:t>
+      </w:r>
+      <w:r>
+        <w:rPr>
+          <w:sz w:val="18"/>
+          <w:szCs w:val="18"/>
+          <w:highlight w:val="yellow"/>
+        </w:rPr>
+        <w:br/>
+        <w:t>    </w:t>
+      </w:r>
+      <w:proofErr w:type="spellStart"/>
+      <w:r>
+        <w:rPr>
+          <w:sz w:val="18"/>
+          <w:szCs w:val="18"/>
+          <w:highlight w:val="yellow"/>
+        </w:rPr>
+        <w:t>cout</w:t>
+      </w:r>
+      <w:proofErr w:type="spellEnd"/>
+      <w:r>
+        <w:rPr>
+          <w:sz w:val="18"/>
+          <w:szCs w:val="18"/>
+          <w:highlight w:val="yellow"/>
+        </w:rPr>
+        <w:t> &lt;&lt; infix2postfix("(3+5)*(4+2)")&lt;&lt;</w:t>
+      </w:r>
+      <w:proofErr w:type="spellStart"/>
+      <w:r>
+        <w:rPr>
+          <w:sz w:val="18"/>
+          <w:szCs w:val="18"/>
+          <w:highlight w:val="yellow"/>
+        </w:rPr>
+        <w:t>endl</w:t>
+      </w:r>
+      <w:proofErr w:type="spellEnd"/>
+      <w:r>
+        <w:rPr>
+          <w:sz w:val="18"/>
+          <w:szCs w:val="18"/>
+          <w:highlight w:val="yellow"/>
+        </w:rPr>
+        <w:t>;</w:t>
+      </w:r>
+      <w:r>
+        <w:rPr>
+          <w:sz w:val="18"/>
+          <w:szCs w:val="18"/>
+          <w:highlight w:val="yellow"/>
+        </w:rPr>
+        <w:br/>
+        <w:t>    return 0;</w:t>
+      </w:r>
+      <w:r>
+        <w:rPr>
+          <w:sz w:val="18"/>
+          <w:szCs w:val="18"/>
+          <w:highlight w:val="yellow"/>
+        </w:rPr>
+        <w:br/>
+        <w:t>}</w:t>
+      </w:r>
+    </w:p>
+    <w:p>
+      <w:pPr>
+        <w:ind w:firstLine="0"/>
+        <w:rPr>
           <w:sz w:val="18"/>
           <w:szCs w:val="18"/>
         </w:rPr>
@@ -94,6 +943,7 @@
       </w:pPr>
       <w:r>
         <w:rPr>
+          <w:noProof/>
           <w:sz w:val="18"/>
           <w:szCs w:val="18"/>
         </w:rPr>
@@ -138,19 +988,27 @@
       <w:pPr>
         <w:ind w:firstLine="0"/>
         <w:rPr>
+          <w:sz w:val="18"/>
+          <w:szCs w:val="18"/>
+          <w:highlight w:val="yellow"/>
+        </w:rPr>
+      </w:pPr>
+      <w:r>
+        <w:rPr>
+          <w:sz w:val="18"/>
+          <w:szCs w:val="18"/>
+          <w:highlight w:val="yellow"/>
+        </w:rPr>
+        <w:t>S</w:t>
+      </w:r>
+      <w:r>
+        <w:rPr>
           <w:rFonts w:hint="eastAsia"/>
           <w:sz w:val="18"/>
           <w:szCs w:val="18"/>
           <w:highlight w:val="yellow"/>
         </w:rPr>
-      </w:pPr>
-      <w:r>
-        <w:rPr>
-          <w:sz w:val="18"/>
-          <w:szCs w:val="18"/>
-          <w:highlight w:val="yellow"/>
-        </w:rPr>
-        <w:t>S</w:t>
+        <w:t>olution</w:t>
       </w:r>
       <w:r>
         <w:rPr>
@@ -159,15 +1017,6 @@
           <w:szCs w:val="18"/>
           <w:highlight w:val="yellow"/>
         </w:rPr>
-        <w:t>olution</w:t>
-      </w:r>
-      <w:r>
-        <w:rPr>
-          <w:rFonts w:hint="eastAsia"/>
-          <w:sz w:val="18"/>
-          <w:szCs w:val="18"/>
-          <w:highlight w:val="yellow"/>
-        </w:rPr>
         <w:t>：</w:t>
       </w:r>
     </w:p>
@@ -388,6 +1237,7 @@
           <w:szCs w:val="18"/>
           <w:highlight w:val="yellow"/>
         </w:rPr>
+        <w:lastRenderedPageBreak/>
         <w:t xml:space="preserve">  </w:t>
       </w:r>
       <w:r>
@@ -573,25 +1423,7 @@
           <w:szCs w:val="18"/>
           <w:highlight w:val="yellow"/>
         </w:rPr>
-        <w:t xml:space="preserve">(); </w:t>
-      </w:r>
-      <w:proofErr w:type="spellStart"/>
-      <w:r>
-        <w:rPr>
-          <w:sz w:val="18"/>
-          <w:szCs w:val="18"/>
-          <w:highlight w:val="yellow"/>
-        </w:rPr>
-        <w:t>i</w:t>
-      </w:r>
-      <w:proofErr w:type="spellEnd"/>
-      <w:r>
-        <w:rPr>
-          <w:sz w:val="18"/>
-          <w:szCs w:val="18"/>
-          <w:highlight w:val="yellow"/>
-        </w:rPr>
-        <w:t>++) {</w:t>
+        <w:t>(); i++) {</w:t>
       </w:r>
     </w:p>
     <w:p>
@@ -708,7 +1540,6 @@
           <w:szCs w:val="18"/>
           <w:highlight w:val="yellow"/>
         </w:rPr>
-        <w:lastRenderedPageBreak/>
         <w:t xml:space="preserve">            </w:t>
       </w:r>
       <w:proofErr w:type="spellStart"/>
@@ -1539,50 +2370,49 @@
       <w:pPr>
         <w:ind w:firstLine="0"/>
         <w:rPr>
+          <w:sz w:val="18"/>
+          <w:szCs w:val="18"/>
+        </w:rPr>
+      </w:pPr>
+      <w:r>
+        <w:rPr>
+          <w:sz w:val="18"/>
+          <w:szCs w:val="18"/>
+          <w:highlight w:val="yellow"/>
+        </w:rPr>
+        <w:t>}</w:t>
+      </w:r>
+    </w:p>
+    <w:p>
+      <w:pPr>
+        <w:ind w:firstLine="0"/>
+        <w:rPr>
+          <w:sz w:val="18"/>
+          <w:szCs w:val="18"/>
+        </w:rPr>
+      </w:pPr>
+    </w:p>
+    <w:p>
+      <w:pPr>
+        <w:ind w:firstLine="0"/>
+        <w:rPr>
+          <w:sz w:val="18"/>
+          <w:szCs w:val="18"/>
+        </w:rPr>
+      </w:pPr>
+      <w:r>
+        <w:rPr>
+          <w:sz w:val="18"/>
+          <w:szCs w:val="18"/>
+        </w:rPr>
+        <w:t>E</w:t>
+      </w:r>
+      <w:r>
+        <w:rPr>
           <w:rFonts w:hint="eastAsia"/>
           <w:sz w:val="18"/>
           <w:szCs w:val="18"/>
         </w:rPr>
-      </w:pPr>
-      <w:r>
-        <w:rPr>
-          <w:sz w:val="18"/>
-          <w:szCs w:val="18"/>
-          <w:highlight w:val="yellow"/>
-        </w:rPr>
-        <w:t>}</w:t>
-      </w:r>
-    </w:p>
-    <w:p>
-      <w:pPr>
-        <w:ind w:firstLine="0"/>
-        <w:rPr>
-          <w:sz w:val="18"/>
-          <w:szCs w:val="18"/>
-        </w:rPr>
-      </w:pPr>
-    </w:p>
-    <w:p>
-      <w:pPr>
-        <w:ind w:firstLine="0"/>
-        <w:rPr>
-          <w:sz w:val="18"/>
-          <w:szCs w:val="18"/>
-        </w:rPr>
-      </w:pPr>
-      <w:r>
-        <w:rPr>
-          <w:sz w:val="18"/>
-          <w:szCs w:val="18"/>
-        </w:rPr>
-        <w:t>E</w:t>
-      </w:r>
-      <w:r>
-        <w:rPr>
-          <w:rFonts w:hint="eastAsia"/>
-          <w:sz w:val="18"/>
-          <w:szCs w:val="18"/>
-        </w:rPr>
         <w:t>xercise 3</w:t>
       </w:r>
     </w:p>
@@ -1596,6 +2426,7 @@
       </w:pPr>
       <w:r>
         <w:rPr>
+          <w:noProof/>
           <w:sz w:val="18"/>
           <w:szCs w:val="18"/>
         </w:rPr>
@@ -1641,19 +2472,27 @@
       <w:pPr>
         <w:ind w:firstLine="0"/>
         <w:rPr>
+          <w:sz w:val="18"/>
+          <w:szCs w:val="18"/>
+          <w:highlight w:val="yellow"/>
+        </w:rPr>
+      </w:pPr>
+      <w:r>
+        <w:rPr>
+          <w:sz w:val="18"/>
+          <w:szCs w:val="18"/>
+          <w:highlight w:val="yellow"/>
+        </w:rPr>
+        <w:t>S</w:t>
+      </w:r>
+      <w:r>
+        <w:rPr>
           <w:rFonts w:hint="eastAsia"/>
           <w:sz w:val="18"/>
           <w:szCs w:val="18"/>
           <w:highlight w:val="yellow"/>
         </w:rPr>
-      </w:pPr>
-      <w:r>
-        <w:rPr>
-          <w:sz w:val="18"/>
-          <w:szCs w:val="18"/>
-          <w:highlight w:val="yellow"/>
-        </w:rPr>
-        <w:t>S</w:t>
+        <w:t>olution</w:t>
       </w:r>
       <w:r>
         <w:rPr>
@@ -1662,15 +2501,6 @@
           <w:szCs w:val="18"/>
           <w:highlight w:val="yellow"/>
         </w:rPr>
-        <w:t>olution</w:t>
-      </w:r>
-      <w:r>
-        <w:rPr>
-          <w:rFonts w:hint="eastAsia"/>
-          <w:sz w:val="18"/>
-          <w:szCs w:val="18"/>
-          <w:highlight w:val="yellow"/>
-        </w:rPr>
         <w:t>：</w:t>
       </w:r>
     </w:p>
@@ -1689,42 +2519,6 @@
           <w:szCs w:val="18"/>
           <w:highlight w:val="yellow"/>
         </w:rPr>
-        <w:t xml:space="preserve">// C++ program to print minimum number that can be formed </w:t>
-      </w:r>
-    </w:p>
-    <w:p>
-      <w:pPr>
-        <w:ind w:firstLine="0"/>
-        <w:rPr>
-          <w:sz w:val="18"/>
-          <w:szCs w:val="18"/>
-          <w:highlight w:val="yellow"/>
-        </w:rPr>
-      </w:pPr>
-      <w:r>
-        <w:rPr>
-          <w:sz w:val="18"/>
-          <w:szCs w:val="18"/>
-          <w:highlight w:val="yellow"/>
-        </w:rPr>
-        <w:t xml:space="preserve">// from a given sequence of Is and Ds </w:t>
-      </w:r>
-    </w:p>
-    <w:p>
-      <w:pPr>
-        <w:ind w:firstLine="0"/>
-        <w:rPr>
-          <w:sz w:val="18"/>
-          <w:szCs w:val="18"/>
-          <w:highlight w:val="yellow"/>
-        </w:rPr>
-      </w:pPr>
-      <w:r>
-        <w:rPr>
-          <w:sz w:val="18"/>
-          <w:szCs w:val="18"/>
-          <w:highlight w:val="yellow"/>
-        </w:rPr>
         <w:t>#include &lt;bits/</w:t>
       </w:r>
       <w:proofErr w:type="spellStart"/>
@@ -1773,52 +2567,6 @@
           <w:highlight w:val="yellow"/>
         </w:rPr>
       </w:pPr>
-    </w:p>
-    <w:p>
-      <w:pPr>
-        <w:ind w:firstLine="0"/>
-        <w:rPr>
-          <w:sz w:val="18"/>
-          <w:szCs w:val="18"/>
-          <w:highlight w:val="yellow"/>
-        </w:rPr>
-      </w:pPr>
-      <w:r>
-        <w:rPr>
-          <w:sz w:val="18"/>
-          <w:szCs w:val="18"/>
-          <w:highlight w:val="yellow"/>
-        </w:rPr>
-        <w:t xml:space="preserve">// Function to decode the given sequence to construct </w:t>
-      </w:r>
-    </w:p>
-    <w:p>
-      <w:pPr>
-        <w:ind w:firstLine="0"/>
-        <w:rPr>
-          <w:sz w:val="18"/>
-          <w:szCs w:val="18"/>
-          <w:highlight w:val="yellow"/>
-        </w:rPr>
-      </w:pPr>
-      <w:r>
-        <w:rPr>
-          <w:sz w:val="18"/>
-          <w:szCs w:val="18"/>
-          <w:highlight w:val="yellow"/>
-        </w:rPr>
-        <w:t xml:space="preserve">// minimum number without repeated digits </w:t>
-      </w:r>
-    </w:p>
-    <w:p>
-      <w:pPr>
-        <w:ind w:firstLine="0"/>
-        <w:rPr>
-          <w:sz w:val="18"/>
-          <w:szCs w:val="18"/>
-          <w:highlight w:val="yellow"/>
-        </w:rPr>
-      </w:pPr>
       <w:r>
         <w:rPr>
           <w:sz w:val="18"/>
@@ -1872,25 +2620,6 @@
           <w:highlight w:val="yellow"/>
         </w:rPr>
         <w:t xml:space="preserve">{ </w:t>
-      </w:r>
-    </w:p>
-    <w:p>
-      <w:pPr>
-        <w:ind w:firstLine="0"/>
-        <w:rPr>
-          <w:sz w:val="18"/>
-          <w:szCs w:val="18"/>
-          <w:highlight w:val="yellow"/>
-        </w:rPr>
-      </w:pPr>
-      <w:r>
-        <w:rPr>
-          <w:sz w:val="18"/>
-          <w:szCs w:val="18"/>
-          <w:highlight w:val="yellow"/>
-        </w:rPr>
-        <w:tab/>
-        <w:t xml:space="preserve">// result store output string </w:t>
       </w:r>
     </w:p>
     <w:p>
@@ -1921,35 +2650,6 @@
           <w:highlight w:val="yellow"/>
         </w:rPr>
       </w:pPr>
-    </w:p>
-    <w:p>
-      <w:pPr>
-        <w:ind w:firstLine="0"/>
-        <w:rPr>
-          <w:sz w:val="18"/>
-          <w:szCs w:val="18"/>
-          <w:highlight w:val="yellow"/>
-        </w:rPr>
-      </w:pPr>
-      <w:r>
-        <w:rPr>
-          <w:sz w:val="18"/>
-          <w:szCs w:val="18"/>
-          <w:highlight w:val="yellow"/>
-        </w:rPr>
-        <w:tab/>
-        <w:t xml:space="preserve">// create an empty stack of integers </w:t>
-      </w:r>
-    </w:p>
-    <w:p>
-      <w:pPr>
-        <w:ind w:firstLine="0"/>
-        <w:rPr>
-          <w:sz w:val="18"/>
-          <w:szCs w:val="18"/>
-          <w:highlight w:val="yellow"/>
-        </w:rPr>
-      </w:pPr>
       <w:r>
         <w:rPr>
           <w:sz w:val="18"/>
@@ -1987,35 +2687,6 @@
           <w:highlight w:val="yellow"/>
         </w:rPr>
       </w:pPr>
-    </w:p>
-    <w:p>
-      <w:pPr>
-        <w:ind w:firstLine="0"/>
-        <w:rPr>
-          <w:sz w:val="18"/>
-          <w:szCs w:val="18"/>
-          <w:highlight w:val="yellow"/>
-        </w:rPr>
-      </w:pPr>
-      <w:r>
-        <w:rPr>
-          <w:sz w:val="18"/>
-          <w:szCs w:val="18"/>
-          <w:highlight w:val="yellow"/>
-        </w:rPr>
-        <w:tab/>
-        <w:t xml:space="preserve">// run n+1 times where n is length of input sequence </w:t>
-      </w:r>
-    </w:p>
-    <w:p>
-      <w:pPr>
-        <w:ind w:firstLine="0"/>
-        <w:rPr>
-          <w:sz w:val="18"/>
-          <w:szCs w:val="18"/>
-          <w:highlight w:val="yellow"/>
-        </w:rPr>
-      </w:pPr>
       <w:r>
         <w:rPr>
           <w:sz w:val="18"/>
@@ -2143,7 +2814,44 @@
           <w:highlight w:val="yellow"/>
         </w:rPr>
         <w:tab/>
-        <w:t xml:space="preserve">// push number i+1 into the stack </w:t>
+      </w:r>
+      <w:proofErr w:type="spellStart"/>
+      <w:proofErr w:type="gramStart"/>
+      <w:r>
+        <w:rPr>
+          <w:sz w:val="18"/>
+          <w:szCs w:val="18"/>
+          <w:highlight w:val="yellow"/>
+        </w:rPr>
+        <w:t>stk.push</w:t>
+      </w:r>
+      <w:proofErr w:type="spellEnd"/>
+      <w:proofErr w:type="gramEnd"/>
+      <w:r>
+        <w:rPr>
+          <w:sz w:val="18"/>
+          <w:szCs w:val="18"/>
+          <w:highlight w:val="yellow"/>
+        </w:rPr>
+        <w:t>(</w:t>
+      </w:r>
+      <w:proofErr w:type="spellStart"/>
+      <w:r>
+        <w:rPr>
+          <w:sz w:val="18"/>
+          <w:szCs w:val="18"/>
+          <w:highlight w:val="yellow"/>
+        </w:rPr>
+        <w:t>i</w:t>
+      </w:r>
+      <w:proofErr w:type="spellEnd"/>
+      <w:r>
+        <w:rPr>
+          <w:sz w:val="18"/>
+          <w:szCs w:val="18"/>
+          <w:highlight w:val="yellow"/>
+        </w:rPr>
+        <w:t xml:space="preserve"> + 1); </w:t>
       </w:r>
     </w:p>
     <w:p>
@@ -2170,6 +2878,25 @@
           <w:highlight w:val="yellow"/>
         </w:rPr>
         <w:tab/>
+        <w:t>if (</w:t>
+      </w:r>
+      <w:proofErr w:type="spellStart"/>
+      <w:r>
+        <w:rPr>
+          <w:sz w:val="18"/>
+          <w:szCs w:val="18"/>
+          <w:highlight w:val="yellow"/>
+        </w:rPr>
+        <w:t>i</w:t>
+      </w:r>
+      <w:proofErr w:type="spellEnd"/>
+      <w:r>
+        <w:rPr>
+          <w:sz w:val="18"/>
+          <w:szCs w:val="18"/>
+          <w:highlight w:val="yellow"/>
+        </w:rPr>
+        <w:t xml:space="preserve"> == </w:t>
       </w:r>
       <w:proofErr w:type="spellStart"/>
       <w:proofErr w:type="gramStart"/>
@@ -2179,7 +2906,7 @@
           <w:szCs w:val="18"/>
           <w:highlight w:val="yellow"/>
         </w:rPr>
-        <w:t>stk.push</w:t>
+        <w:t>seq.length</w:t>
       </w:r>
       <w:proofErr w:type="spellEnd"/>
       <w:proofErr w:type="gramEnd"/>
@@ -2189,36 +2916,142 @@
           <w:szCs w:val="18"/>
           <w:highlight w:val="yellow"/>
         </w:rPr>
+        <w:t>() || seq[</w:t>
+      </w:r>
+      <w:proofErr w:type="spellStart"/>
+      <w:r>
+        <w:rPr>
+          <w:sz w:val="18"/>
+          <w:szCs w:val="18"/>
+          <w:highlight w:val="yellow"/>
+        </w:rPr>
+        <w:t>i</w:t>
+      </w:r>
+      <w:proofErr w:type="spellEnd"/>
+      <w:r>
+        <w:rPr>
+          <w:sz w:val="18"/>
+          <w:szCs w:val="18"/>
+          <w:highlight w:val="yellow"/>
+        </w:rPr>
+        <w:t xml:space="preserve">] == 'I') </w:t>
+      </w:r>
+    </w:p>
+    <w:p>
+      <w:pPr>
+        <w:ind w:firstLine="0"/>
+        <w:rPr>
+          <w:sz w:val="18"/>
+          <w:szCs w:val="18"/>
+          <w:highlight w:val="yellow"/>
+        </w:rPr>
+      </w:pPr>
+      <w:r>
+        <w:rPr>
+          <w:sz w:val="18"/>
+          <w:szCs w:val="18"/>
+          <w:highlight w:val="yellow"/>
+        </w:rPr>
+        <w:tab/>
+      </w:r>
+      <w:r>
+        <w:rPr>
+          <w:sz w:val="18"/>
+          <w:szCs w:val="18"/>
+          <w:highlight w:val="yellow"/>
+        </w:rPr>
+        <w:tab/>
+        <w:t xml:space="preserve">{ </w:t>
+      </w:r>
+    </w:p>
+    <w:p>
+      <w:pPr>
+        <w:ind w:firstLine="0"/>
+        <w:rPr>
+          <w:sz w:val="18"/>
+          <w:szCs w:val="18"/>
+          <w:highlight w:val="yellow"/>
+        </w:rPr>
+      </w:pPr>
+      <w:r>
+        <w:rPr>
+          <w:sz w:val="18"/>
+          <w:szCs w:val="18"/>
+          <w:highlight w:val="yellow"/>
+        </w:rPr>
+        <w:tab/>
+      </w:r>
+      <w:r>
+        <w:rPr>
+          <w:sz w:val="18"/>
+          <w:szCs w:val="18"/>
+          <w:highlight w:val="yellow"/>
+        </w:rPr>
+        <w:tab/>
+      </w:r>
+      <w:r>
+        <w:rPr>
+          <w:sz w:val="18"/>
+          <w:szCs w:val="18"/>
+          <w:highlight w:val="yellow"/>
+        </w:rPr>
+        <w:tab/>
+        <w:t xml:space="preserve">while </w:t>
+      </w:r>
+      <w:proofErr w:type="gramStart"/>
+      <w:r>
+        <w:rPr>
+          <w:sz w:val="18"/>
+          <w:szCs w:val="18"/>
+          <w:highlight w:val="yellow"/>
+        </w:rPr>
+        <w:t>(!</w:t>
+      </w:r>
+      <w:proofErr w:type="spellStart"/>
+      <w:r>
+        <w:rPr>
+          <w:sz w:val="18"/>
+          <w:szCs w:val="18"/>
+          <w:highlight w:val="yellow"/>
+        </w:rPr>
+        <w:t>stk</w:t>
+      </w:r>
+      <w:proofErr w:type="gramEnd"/>
+      <w:r>
+        <w:rPr>
+          <w:sz w:val="18"/>
+          <w:szCs w:val="18"/>
+          <w:highlight w:val="yellow"/>
+        </w:rPr>
+        <w:t>.</w:t>
+      </w:r>
+      <w:proofErr w:type="gramStart"/>
+      <w:r>
+        <w:rPr>
+          <w:sz w:val="18"/>
+          <w:szCs w:val="18"/>
+          <w:highlight w:val="yellow"/>
+        </w:rPr>
+        <w:t>empty</w:t>
+      </w:r>
+      <w:proofErr w:type="spellEnd"/>
+      <w:r>
+        <w:rPr>
+          <w:sz w:val="18"/>
+          <w:szCs w:val="18"/>
+          <w:highlight w:val="yellow"/>
+        </w:rPr>
         <w:t>(</w:t>
       </w:r>
-      <w:proofErr w:type="spellStart"/>
-      <w:r>
-        <w:rPr>
-          <w:sz w:val="18"/>
-          <w:szCs w:val="18"/>
-          <w:highlight w:val="yellow"/>
-        </w:rPr>
-        <w:t>i</w:t>
-      </w:r>
-      <w:proofErr w:type="spellEnd"/>
-      <w:r>
-        <w:rPr>
-          <w:sz w:val="18"/>
-          <w:szCs w:val="18"/>
-          <w:highlight w:val="yellow"/>
-        </w:rPr>
-        <w:t xml:space="preserve"> + 1); </w:t>
-      </w:r>
-    </w:p>
-    <w:p>
-      <w:pPr>
-        <w:ind w:firstLine="0"/>
-        <w:rPr>
-          <w:sz w:val="18"/>
-          <w:szCs w:val="18"/>
-          <w:highlight w:val="yellow"/>
-        </w:rPr>
-      </w:pPr>
+      <w:proofErr w:type="gramEnd"/>
+      <w:r>
+        <w:rPr>
+          <w:sz w:val="18"/>
+          <w:szCs w:val="18"/>
+          <w:highlight w:val="yellow"/>
+        </w:rPr>
+        <w:t xml:space="preserve">)) </w:t>
+      </w:r>
     </w:p>
     <w:p>
       <w:pPr>
@@ -2244,18 +3077,7 @@
           <w:highlight w:val="yellow"/>
         </w:rPr>
         <w:tab/>
-        <w:t xml:space="preserve">// if all characters of the input sequence are </w:t>
-      </w:r>
-    </w:p>
-    <w:p>
-      <w:pPr>
-        <w:ind w:firstLine="0"/>
-        <w:rPr>
-          <w:sz w:val="18"/>
-          <w:szCs w:val="18"/>
-          <w:highlight w:val="yellow"/>
-        </w:rPr>
-      </w:pPr>
+      </w:r>
       <w:r>
         <w:rPr>
           <w:sz w:val="18"/>
@@ -2263,7 +3085,18 @@
           <w:highlight w:val="yellow"/>
         </w:rPr>
         <w:tab/>
-      </w:r>
+        <w:t xml:space="preserve">{ </w:t>
+      </w:r>
+    </w:p>
+    <w:p>
+      <w:pPr>
+        <w:ind w:firstLine="0"/>
+        <w:rPr>
+          <w:sz w:val="18"/>
+          <w:szCs w:val="18"/>
+          <w:highlight w:val="yellow"/>
+        </w:rPr>
+      </w:pPr>
       <w:r>
         <w:rPr>
           <w:sz w:val="18"/>
@@ -2271,18 +3104,7 @@
           <w:highlight w:val="yellow"/>
         </w:rPr>
         <w:tab/>
-        <w:t xml:space="preserve">// processed or current character is 'I' </w:t>
-      </w:r>
-    </w:p>
-    <w:p>
-      <w:pPr>
-        <w:ind w:firstLine="0"/>
-        <w:rPr>
-          <w:sz w:val="18"/>
-          <w:szCs w:val="18"/>
-          <w:highlight w:val="yellow"/>
-        </w:rPr>
-      </w:pPr>
+      </w:r>
       <w:r>
         <w:rPr>
           <w:sz w:val="18"/>
@@ -2298,7 +3120,418 @@
           <w:highlight w:val="yellow"/>
         </w:rPr>
         <w:tab/>
-        <w:t xml:space="preserve">// (increasing) </w:t>
+      </w:r>
+      <w:r>
+        <w:rPr>
+          <w:sz w:val="18"/>
+          <w:szCs w:val="18"/>
+          <w:highlight w:val="yellow"/>
+        </w:rPr>
+        <w:tab/>
+        <w:t xml:space="preserve">result += </w:t>
+      </w:r>
+      <w:proofErr w:type="spellStart"/>
+      <w:r>
+        <w:rPr>
+          <w:sz w:val="18"/>
+          <w:szCs w:val="18"/>
+          <w:highlight w:val="yellow"/>
+        </w:rPr>
+        <w:t>to_string</w:t>
+      </w:r>
+      <w:proofErr w:type="spellEnd"/>
+      <w:r>
+        <w:rPr>
+          <w:sz w:val="18"/>
+          <w:szCs w:val="18"/>
+          <w:highlight w:val="yellow"/>
+        </w:rPr>
+        <w:t>(</w:t>
+      </w:r>
+      <w:proofErr w:type="spellStart"/>
+      <w:proofErr w:type="gramStart"/>
+      <w:r>
+        <w:rPr>
+          <w:sz w:val="18"/>
+          <w:szCs w:val="18"/>
+          <w:highlight w:val="yellow"/>
+        </w:rPr>
+        <w:t>stk.top</w:t>
+      </w:r>
+      <w:proofErr w:type="spellEnd"/>
+      <w:r>
+        <w:rPr>
+          <w:sz w:val="18"/>
+          <w:szCs w:val="18"/>
+          <w:highlight w:val="yellow"/>
+        </w:rPr>
+        <w:t>(</w:t>
+      </w:r>
+      <w:proofErr w:type="gramEnd"/>
+      <w:r>
+        <w:rPr>
+          <w:sz w:val="18"/>
+          <w:szCs w:val="18"/>
+          <w:highlight w:val="yellow"/>
+        </w:rPr>
+        <w:t xml:space="preserve">)); </w:t>
+      </w:r>
+    </w:p>
+    <w:p>
+      <w:pPr>
+        <w:ind w:firstLine="0"/>
+        <w:rPr>
+          <w:sz w:val="18"/>
+          <w:szCs w:val="18"/>
+          <w:highlight w:val="yellow"/>
+        </w:rPr>
+      </w:pPr>
+      <w:r>
+        <w:rPr>
+          <w:sz w:val="18"/>
+          <w:szCs w:val="18"/>
+          <w:highlight w:val="yellow"/>
+        </w:rPr>
+        <w:tab/>
+      </w:r>
+      <w:r>
+        <w:rPr>
+          <w:sz w:val="18"/>
+          <w:szCs w:val="18"/>
+          <w:highlight w:val="yellow"/>
+        </w:rPr>
+        <w:tab/>
+      </w:r>
+      <w:r>
+        <w:rPr>
+          <w:sz w:val="18"/>
+          <w:szCs w:val="18"/>
+          <w:highlight w:val="yellow"/>
+        </w:rPr>
+        <w:tab/>
+      </w:r>
+      <w:r>
+        <w:rPr>
+          <w:sz w:val="18"/>
+          <w:szCs w:val="18"/>
+          <w:highlight w:val="yellow"/>
+        </w:rPr>
+        <w:tab/>
+        <w:t xml:space="preserve">result += " "; </w:t>
+      </w:r>
+    </w:p>
+    <w:p>
+      <w:pPr>
+        <w:ind w:firstLine="0"/>
+        <w:rPr>
+          <w:sz w:val="18"/>
+          <w:szCs w:val="18"/>
+          <w:highlight w:val="yellow"/>
+        </w:rPr>
+      </w:pPr>
+      <w:r>
+        <w:rPr>
+          <w:sz w:val="18"/>
+          <w:szCs w:val="18"/>
+          <w:highlight w:val="yellow"/>
+        </w:rPr>
+        <w:tab/>
+      </w:r>
+      <w:r>
+        <w:rPr>
+          <w:sz w:val="18"/>
+          <w:szCs w:val="18"/>
+          <w:highlight w:val="yellow"/>
+        </w:rPr>
+        <w:tab/>
+      </w:r>
+      <w:r>
+        <w:rPr>
+          <w:sz w:val="18"/>
+          <w:szCs w:val="18"/>
+          <w:highlight w:val="yellow"/>
+        </w:rPr>
+        <w:tab/>
+      </w:r>
+      <w:r>
+        <w:rPr>
+          <w:sz w:val="18"/>
+          <w:szCs w:val="18"/>
+          <w:highlight w:val="yellow"/>
+        </w:rPr>
+        <w:tab/>
+      </w:r>
+      <w:proofErr w:type="spellStart"/>
+      <w:proofErr w:type="gramStart"/>
+      <w:r>
+        <w:rPr>
+          <w:sz w:val="18"/>
+          <w:szCs w:val="18"/>
+          <w:highlight w:val="yellow"/>
+        </w:rPr>
+        <w:t>stk.pop</w:t>
+      </w:r>
+      <w:proofErr w:type="spellEnd"/>
+      <w:r>
+        <w:rPr>
+          <w:sz w:val="18"/>
+          <w:szCs w:val="18"/>
+          <w:highlight w:val="yellow"/>
+        </w:rPr>
+        <w:t>(</w:t>
+      </w:r>
+      <w:proofErr w:type="gramEnd"/>
+      <w:r>
+        <w:rPr>
+          <w:sz w:val="18"/>
+          <w:szCs w:val="18"/>
+          <w:highlight w:val="yellow"/>
+        </w:rPr>
+        <w:t xml:space="preserve">); </w:t>
+      </w:r>
+    </w:p>
+    <w:p>
+      <w:pPr>
+        <w:ind w:firstLine="0"/>
+        <w:rPr>
+          <w:sz w:val="18"/>
+          <w:szCs w:val="18"/>
+          <w:highlight w:val="yellow"/>
+        </w:rPr>
+      </w:pPr>
+      <w:r>
+        <w:rPr>
+          <w:sz w:val="18"/>
+          <w:szCs w:val="18"/>
+          <w:highlight w:val="yellow"/>
+        </w:rPr>
+        <w:tab/>
+      </w:r>
+      <w:r>
+        <w:rPr>
+          <w:sz w:val="18"/>
+          <w:szCs w:val="18"/>
+          <w:highlight w:val="yellow"/>
+        </w:rPr>
+        <w:tab/>
+      </w:r>
+      <w:r>
+        <w:rPr>
+          <w:sz w:val="18"/>
+          <w:szCs w:val="18"/>
+          <w:highlight w:val="yellow"/>
+        </w:rPr>
+        <w:tab/>
+        <w:t xml:space="preserve">} </w:t>
+      </w:r>
+    </w:p>
+    <w:p>
+      <w:pPr>
+        <w:ind w:firstLine="0"/>
+        <w:rPr>
+          <w:sz w:val="18"/>
+          <w:szCs w:val="18"/>
+          <w:highlight w:val="yellow"/>
+        </w:rPr>
+      </w:pPr>
+      <w:r>
+        <w:rPr>
+          <w:sz w:val="18"/>
+          <w:szCs w:val="18"/>
+          <w:highlight w:val="yellow"/>
+        </w:rPr>
+        <w:tab/>
+      </w:r>
+      <w:r>
+        <w:rPr>
+          <w:sz w:val="18"/>
+          <w:szCs w:val="18"/>
+          <w:highlight w:val="yellow"/>
+        </w:rPr>
+        <w:tab/>
+        <w:t xml:space="preserve">} </w:t>
+      </w:r>
+    </w:p>
+    <w:p>
+      <w:pPr>
+        <w:ind w:firstLine="0"/>
+        <w:rPr>
+          <w:rFonts w:hint="eastAsia"/>
+          <w:sz w:val="18"/>
+          <w:szCs w:val="18"/>
+          <w:highlight w:val="yellow"/>
+        </w:rPr>
+      </w:pPr>
+      <w:r>
+        <w:rPr>
+          <w:sz w:val="18"/>
+          <w:szCs w:val="18"/>
+          <w:highlight w:val="yellow"/>
+        </w:rPr>
+        <w:tab/>
+        <w:t xml:space="preserve">} </w:t>
+      </w:r>
+    </w:p>
+    <w:p>
+      <w:pPr>
+        <w:ind w:firstLine="0"/>
+        <w:rPr>
+          <w:sz w:val="18"/>
+          <w:szCs w:val="18"/>
+          <w:highlight w:val="yellow"/>
+        </w:rPr>
+      </w:pPr>
+      <w:r>
+        <w:rPr>
+          <w:sz w:val="18"/>
+          <w:szCs w:val="18"/>
+          <w:highlight w:val="yellow"/>
+        </w:rPr>
+        <w:tab/>
+      </w:r>
+      <w:proofErr w:type="spellStart"/>
+      <w:r>
+        <w:rPr>
+          <w:sz w:val="18"/>
+          <w:szCs w:val="18"/>
+          <w:highlight w:val="yellow"/>
+        </w:rPr>
+        <w:t>cout</w:t>
+      </w:r>
+      <w:proofErr w:type="spellEnd"/>
+      <w:r>
+        <w:rPr>
+          <w:sz w:val="18"/>
+          <w:szCs w:val="18"/>
+          <w:highlight w:val="yellow"/>
+        </w:rPr>
+        <w:t xml:space="preserve"> &lt;&lt; result &lt;&lt; </w:t>
+      </w:r>
+      <w:proofErr w:type="spellStart"/>
+      <w:r>
+        <w:rPr>
+          <w:sz w:val="18"/>
+          <w:szCs w:val="18"/>
+          <w:highlight w:val="yellow"/>
+        </w:rPr>
+        <w:t>endl</w:t>
+      </w:r>
+      <w:proofErr w:type="spellEnd"/>
+      <w:r>
+        <w:rPr>
+          <w:sz w:val="18"/>
+          <w:szCs w:val="18"/>
+          <w:highlight w:val="yellow"/>
+        </w:rPr>
+        <w:t xml:space="preserve">; </w:t>
+      </w:r>
+    </w:p>
+    <w:p>
+      <w:pPr>
+        <w:ind w:firstLine="0"/>
+        <w:rPr>
+          <w:sz w:val="18"/>
+          <w:szCs w:val="18"/>
+          <w:highlight w:val="yellow"/>
+        </w:rPr>
+      </w:pPr>
+      <w:r>
+        <w:rPr>
+          <w:sz w:val="18"/>
+          <w:szCs w:val="18"/>
+          <w:highlight w:val="yellow"/>
+        </w:rPr>
+        <w:t xml:space="preserve">} </w:t>
+      </w:r>
+    </w:p>
+    <w:p>
+      <w:pPr>
+        <w:ind w:firstLine="0"/>
+        <w:rPr>
+          <w:sz w:val="18"/>
+          <w:szCs w:val="18"/>
+          <w:highlight w:val="yellow"/>
+        </w:rPr>
+      </w:pPr>
+      <w:r>
+        <w:rPr>
+          <w:sz w:val="18"/>
+          <w:szCs w:val="18"/>
+          <w:highlight w:val="yellow"/>
+        </w:rPr>
+        <w:t xml:space="preserve">int </w:t>
+      </w:r>
+      <w:proofErr w:type="gramStart"/>
+      <w:r>
+        <w:rPr>
+          <w:sz w:val="18"/>
+          <w:szCs w:val="18"/>
+          <w:highlight w:val="yellow"/>
+        </w:rPr>
+        <w:t>main(</w:t>
+      </w:r>
+      <w:proofErr w:type="gramEnd"/>
+      <w:r>
+        <w:rPr>
+          <w:sz w:val="18"/>
+          <w:szCs w:val="18"/>
+          <w:highlight w:val="yellow"/>
+        </w:rPr>
+        <w:t xml:space="preserve">) </w:t>
+      </w:r>
+    </w:p>
+    <w:p>
+      <w:pPr>
+        <w:ind w:firstLine="0"/>
+        <w:rPr>
+          <w:sz w:val="18"/>
+          <w:szCs w:val="18"/>
+          <w:highlight w:val="yellow"/>
+        </w:rPr>
+      </w:pPr>
+      <w:r>
+        <w:rPr>
+          <w:sz w:val="18"/>
+          <w:szCs w:val="18"/>
+          <w:highlight w:val="yellow"/>
+        </w:rPr>
+        <w:t xml:space="preserve">{ </w:t>
+      </w:r>
+    </w:p>
+    <w:p>
+      <w:pPr>
+        <w:ind w:firstLine="0"/>
+        <w:rPr>
+          <w:sz w:val="18"/>
+          <w:szCs w:val="18"/>
+          <w:highlight w:val="yellow"/>
+        </w:rPr>
+      </w:pPr>
+      <w:r>
+        <w:rPr>
+          <w:sz w:val="18"/>
+          <w:szCs w:val="18"/>
+          <w:highlight w:val="yellow"/>
+        </w:rPr>
+        <w:tab/>
+      </w:r>
+      <w:proofErr w:type="spellStart"/>
+      <w:r>
+        <w:rPr>
+          <w:sz w:val="18"/>
+          <w:szCs w:val="18"/>
+          <w:highlight w:val="yellow"/>
+        </w:rPr>
+        <w:t>PrintMinNumberForPattern</w:t>
+      </w:r>
+      <w:proofErr w:type="spellEnd"/>
+      <w:r>
+        <w:rPr>
+          <w:sz w:val="18"/>
+          <w:szCs w:val="18"/>
+          <w:highlight w:val="yellow"/>
+        </w:rPr>
+        <w:t xml:space="preserve">("IDID"); </w:t>
       </w:r>
     </w:p>
     <w:p>
@@ -2319,844 +3552,6 @@
         <w:lastRenderedPageBreak/>
         <w:tab/>
       </w:r>
-      <w:r>
-        <w:rPr>
-          <w:sz w:val="18"/>
-          <w:szCs w:val="18"/>
-          <w:highlight w:val="yellow"/>
-        </w:rPr>
-        <w:tab/>
-        <w:t>if (</w:t>
-      </w:r>
-      <w:proofErr w:type="spellStart"/>
-      <w:r>
-        <w:rPr>
-          <w:sz w:val="18"/>
-          <w:szCs w:val="18"/>
-          <w:highlight w:val="yellow"/>
-        </w:rPr>
-        <w:t>i</w:t>
-      </w:r>
-      <w:proofErr w:type="spellEnd"/>
-      <w:r>
-        <w:rPr>
-          <w:sz w:val="18"/>
-          <w:szCs w:val="18"/>
-          <w:highlight w:val="yellow"/>
-        </w:rPr>
-        <w:t xml:space="preserve"> == </w:t>
-      </w:r>
-      <w:proofErr w:type="spellStart"/>
-      <w:proofErr w:type="gramStart"/>
-      <w:r>
-        <w:rPr>
-          <w:sz w:val="18"/>
-          <w:szCs w:val="18"/>
-          <w:highlight w:val="yellow"/>
-        </w:rPr>
-        <w:t>seq.length</w:t>
-      </w:r>
-      <w:proofErr w:type="spellEnd"/>
-      <w:proofErr w:type="gramEnd"/>
-      <w:r>
-        <w:rPr>
-          <w:sz w:val="18"/>
-          <w:szCs w:val="18"/>
-          <w:highlight w:val="yellow"/>
-        </w:rPr>
-        <w:t>() || seq[</w:t>
-      </w:r>
-      <w:proofErr w:type="spellStart"/>
-      <w:r>
-        <w:rPr>
-          <w:sz w:val="18"/>
-          <w:szCs w:val="18"/>
-          <w:highlight w:val="yellow"/>
-        </w:rPr>
-        <w:t>i</w:t>
-      </w:r>
-      <w:proofErr w:type="spellEnd"/>
-      <w:r>
-        <w:rPr>
-          <w:sz w:val="18"/>
-          <w:szCs w:val="18"/>
-          <w:highlight w:val="yellow"/>
-        </w:rPr>
-        <w:t xml:space="preserve">] == 'I') </w:t>
-      </w:r>
-    </w:p>
-    <w:p>
-      <w:pPr>
-        <w:ind w:firstLine="0"/>
-        <w:rPr>
-          <w:sz w:val="18"/>
-          <w:szCs w:val="18"/>
-          <w:highlight w:val="yellow"/>
-        </w:rPr>
-      </w:pPr>
-      <w:r>
-        <w:rPr>
-          <w:sz w:val="18"/>
-          <w:szCs w:val="18"/>
-          <w:highlight w:val="yellow"/>
-        </w:rPr>
-        <w:tab/>
-      </w:r>
-      <w:r>
-        <w:rPr>
-          <w:sz w:val="18"/>
-          <w:szCs w:val="18"/>
-          <w:highlight w:val="yellow"/>
-        </w:rPr>
-        <w:tab/>
-        <w:t xml:space="preserve">{ </w:t>
-      </w:r>
-    </w:p>
-    <w:p>
-      <w:pPr>
-        <w:ind w:firstLine="0"/>
-        <w:rPr>
-          <w:sz w:val="18"/>
-          <w:szCs w:val="18"/>
-          <w:highlight w:val="yellow"/>
-        </w:rPr>
-      </w:pPr>
-      <w:r>
-        <w:rPr>
-          <w:sz w:val="18"/>
-          <w:szCs w:val="18"/>
-          <w:highlight w:val="yellow"/>
-        </w:rPr>
-        <w:tab/>
-      </w:r>
-      <w:r>
-        <w:rPr>
-          <w:sz w:val="18"/>
-          <w:szCs w:val="18"/>
-          <w:highlight w:val="yellow"/>
-        </w:rPr>
-        <w:tab/>
-      </w:r>
-      <w:r>
-        <w:rPr>
-          <w:sz w:val="18"/>
-          <w:szCs w:val="18"/>
-          <w:highlight w:val="yellow"/>
-        </w:rPr>
-        <w:tab/>
-        <w:t xml:space="preserve">// run till stack is empty </w:t>
-      </w:r>
-    </w:p>
-    <w:p>
-      <w:pPr>
-        <w:ind w:firstLine="0"/>
-        <w:rPr>
-          <w:sz w:val="18"/>
-          <w:szCs w:val="18"/>
-          <w:highlight w:val="yellow"/>
-        </w:rPr>
-      </w:pPr>
-      <w:r>
-        <w:rPr>
-          <w:sz w:val="18"/>
-          <w:szCs w:val="18"/>
-          <w:highlight w:val="yellow"/>
-        </w:rPr>
-        <w:tab/>
-      </w:r>
-      <w:r>
-        <w:rPr>
-          <w:sz w:val="18"/>
-          <w:szCs w:val="18"/>
-          <w:highlight w:val="yellow"/>
-        </w:rPr>
-        <w:tab/>
-      </w:r>
-      <w:r>
-        <w:rPr>
-          <w:sz w:val="18"/>
-          <w:szCs w:val="18"/>
-          <w:highlight w:val="yellow"/>
-        </w:rPr>
-        <w:tab/>
-        <w:t xml:space="preserve">while </w:t>
-      </w:r>
-      <w:proofErr w:type="gramStart"/>
-      <w:r>
-        <w:rPr>
-          <w:sz w:val="18"/>
-          <w:szCs w:val="18"/>
-          <w:highlight w:val="yellow"/>
-        </w:rPr>
-        <w:t>(!</w:t>
-      </w:r>
-      <w:proofErr w:type="spellStart"/>
-      <w:r>
-        <w:rPr>
-          <w:sz w:val="18"/>
-          <w:szCs w:val="18"/>
-          <w:highlight w:val="yellow"/>
-        </w:rPr>
-        <w:t>stk</w:t>
-      </w:r>
-      <w:proofErr w:type="gramEnd"/>
-      <w:r>
-        <w:rPr>
-          <w:sz w:val="18"/>
-          <w:szCs w:val="18"/>
-          <w:highlight w:val="yellow"/>
-        </w:rPr>
-        <w:t>.</w:t>
-      </w:r>
-      <w:proofErr w:type="gramStart"/>
-      <w:r>
-        <w:rPr>
-          <w:sz w:val="18"/>
-          <w:szCs w:val="18"/>
-          <w:highlight w:val="yellow"/>
-        </w:rPr>
-        <w:t>empty</w:t>
-      </w:r>
-      <w:proofErr w:type="spellEnd"/>
-      <w:r>
-        <w:rPr>
-          <w:sz w:val="18"/>
-          <w:szCs w:val="18"/>
-          <w:highlight w:val="yellow"/>
-        </w:rPr>
-        <w:t>(</w:t>
-      </w:r>
-      <w:proofErr w:type="gramEnd"/>
-      <w:r>
-        <w:rPr>
-          <w:sz w:val="18"/>
-          <w:szCs w:val="18"/>
-          <w:highlight w:val="yellow"/>
-        </w:rPr>
-        <w:t xml:space="preserve">)) </w:t>
-      </w:r>
-    </w:p>
-    <w:p>
-      <w:pPr>
-        <w:ind w:firstLine="0"/>
-        <w:rPr>
-          <w:sz w:val="18"/>
-          <w:szCs w:val="18"/>
-          <w:highlight w:val="yellow"/>
-        </w:rPr>
-      </w:pPr>
-      <w:r>
-        <w:rPr>
-          <w:sz w:val="18"/>
-          <w:szCs w:val="18"/>
-          <w:highlight w:val="yellow"/>
-        </w:rPr>
-        <w:tab/>
-      </w:r>
-      <w:r>
-        <w:rPr>
-          <w:sz w:val="18"/>
-          <w:szCs w:val="18"/>
-          <w:highlight w:val="yellow"/>
-        </w:rPr>
-        <w:tab/>
-      </w:r>
-      <w:r>
-        <w:rPr>
-          <w:sz w:val="18"/>
-          <w:szCs w:val="18"/>
-          <w:highlight w:val="yellow"/>
-        </w:rPr>
-        <w:tab/>
-        <w:t xml:space="preserve">{ </w:t>
-      </w:r>
-    </w:p>
-    <w:p>
-      <w:pPr>
-        <w:ind w:firstLine="0"/>
-        <w:rPr>
-          <w:sz w:val="18"/>
-          <w:szCs w:val="18"/>
-          <w:highlight w:val="yellow"/>
-        </w:rPr>
-      </w:pPr>
-      <w:r>
-        <w:rPr>
-          <w:sz w:val="18"/>
-          <w:szCs w:val="18"/>
-          <w:highlight w:val="yellow"/>
-        </w:rPr>
-        <w:tab/>
-      </w:r>
-      <w:r>
-        <w:rPr>
-          <w:sz w:val="18"/>
-          <w:szCs w:val="18"/>
-          <w:highlight w:val="yellow"/>
-        </w:rPr>
-        <w:tab/>
-      </w:r>
-      <w:r>
-        <w:rPr>
-          <w:sz w:val="18"/>
-          <w:szCs w:val="18"/>
-          <w:highlight w:val="yellow"/>
-        </w:rPr>
-        <w:tab/>
-      </w:r>
-      <w:r>
-        <w:rPr>
-          <w:sz w:val="18"/>
-          <w:szCs w:val="18"/>
-          <w:highlight w:val="yellow"/>
-        </w:rPr>
-        <w:tab/>
-        <w:t xml:space="preserve">// remove top element from the stack and </w:t>
-      </w:r>
-    </w:p>
-    <w:p>
-      <w:pPr>
-        <w:ind w:firstLine="0"/>
-        <w:rPr>
-          <w:sz w:val="18"/>
-          <w:szCs w:val="18"/>
-          <w:highlight w:val="yellow"/>
-        </w:rPr>
-      </w:pPr>
-      <w:r>
-        <w:rPr>
-          <w:sz w:val="18"/>
-          <w:szCs w:val="18"/>
-          <w:highlight w:val="yellow"/>
-        </w:rPr>
-        <w:tab/>
-      </w:r>
-      <w:r>
-        <w:rPr>
-          <w:sz w:val="18"/>
-          <w:szCs w:val="18"/>
-          <w:highlight w:val="yellow"/>
-        </w:rPr>
-        <w:tab/>
-      </w:r>
-      <w:r>
-        <w:rPr>
-          <w:sz w:val="18"/>
-          <w:szCs w:val="18"/>
-          <w:highlight w:val="yellow"/>
-        </w:rPr>
-        <w:tab/>
-      </w:r>
-      <w:r>
-        <w:rPr>
-          <w:sz w:val="18"/>
-          <w:szCs w:val="18"/>
-          <w:highlight w:val="yellow"/>
-        </w:rPr>
-        <w:tab/>
-        <w:t xml:space="preserve">// add it to solution </w:t>
-      </w:r>
-    </w:p>
-    <w:p>
-      <w:pPr>
-        <w:ind w:firstLine="0"/>
-        <w:rPr>
-          <w:sz w:val="18"/>
-          <w:szCs w:val="18"/>
-          <w:highlight w:val="yellow"/>
-        </w:rPr>
-      </w:pPr>
-      <w:r>
-        <w:rPr>
-          <w:sz w:val="18"/>
-          <w:szCs w:val="18"/>
-          <w:highlight w:val="yellow"/>
-        </w:rPr>
-        <w:tab/>
-      </w:r>
-      <w:r>
-        <w:rPr>
-          <w:sz w:val="18"/>
-          <w:szCs w:val="18"/>
-          <w:highlight w:val="yellow"/>
-        </w:rPr>
-        <w:tab/>
-      </w:r>
-      <w:r>
-        <w:rPr>
-          <w:sz w:val="18"/>
-          <w:szCs w:val="18"/>
-          <w:highlight w:val="yellow"/>
-        </w:rPr>
-        <w:tab/>
-      </w:r>
-      <w:r>
-        <w:rPr>
-          <w:sz w:val="18"/>
-          <w:szCs w:val="18"/>
-          <w:highlight w:val="yellow"/>
-        </w:rPr>
-        <w:tab/>
-        <w:t xml:space="preserve">result += </w:t>
-      </w:r>
-      <w:proofErr w:type="spellStart"/>
-      <w:r>
-        <w:rPr>
-          <w:sz w:val="18"/>
-          <w:szCs w:val="18"/>
-          <w:highlight w:val="yellow"/>
-        </w:rPr>
-        <w:t>to_string</w:t>
-      </w:r>
-      <w:proofErr w:type="spellEnd"/>
-      <w:r>
-        <w:rPr>
-          <w:sz w:val="18"/>
-          <w:szCs w:val="18"/>
-          <w:highlight w:val="yellow"/>
-        </w:rPr>
-        <w:t>(</w:t>
-      </w:r>
-      <w:proofErr w:type="spellStart"/>
-      <w:proofErr w:type="gramStart"/>
-      <w:r>
-        <w:rPr>
-          <w:sz w:val="18"/>
-          <w:szCs w:val="18"/>
-          <w:highlight w:val="yellow"/>
-        </w:rPr>
-        <w:t>stk.top</w:t>
-      </w:r>
-      <w:proofErr w:type="spellEnd"/>
-      <w:r>
-        <w:rPr>
-          <w:sz w:val="18"/>
-          <w:szCs w:val="18"/>
-          <w:highlight w:val="yellow"/>
-        </w:rPr>
-        <w:t>(</w:t>
-      </w:r>
-      <w:proofErr w:type="gramEnd"/>
-      <w:r>
-        <w:rPr>
-          <w:sz w:val="18"/>
-          <w:szCs w:val="18"/>
-          <w:highlight w:val="yellow"/>
-        </w:rPr>
-        <w:t xml:space="preserve">)); </w:t>
-      </w:r>
-    </w:p>
-    <w:p>
-      <w:pPr>
-        <w:ind w:firstLine="0"/>
-        <w:rPr>
-          <w:sz w:val="18"/>
-          <w:szCs w:val="18"/>
-          <w:highlight w:val="yellow"/>
-        </w:rPr>
-      </w:pPr>
-      <w:r>
-        <w:rPr>
-          <w:sz w:val="18"/>
-          <w:szCs w:val="18"/>
-          <w:highlight w:val="yellow"/>
-        </w:rPr>
-        <w:tab/>
-      </w:r>
-      <w:r>
-        <w:rPr>
-          <w:sz w:val="18"/>
-          <w:szCs w:val="18"/>
-          <w:highlight w:val="yellow"/>
-        </w:rPr>
-        <w:tab/>
-      </w:r>
-      <w:r>
-        <w:rPr>
-          <w:sz w:val="18"/>
-          <w:szCs w:val="18"/>
-          <w:highlight w:val="yellow"/>
-        </w:rPr>
-        <w:tab/>
-      </w:r>
-      <w:r>
-        <w:rPr>
-          <w:sz w:val="18"/>
-          <w:szCs w:val="18"/>
-          <w:highlight w:val="yellow"/>
-        </w:rPr>
-        <w:tab/>
-        <w:t xml:space="preserve">result += " "; </w:t>
-      </w:r>
-    </w:p>
-    <w:p>
-      <w:pPr>
-        <w:ind w:firstLine="0"/>
-        <w:rPr>
-          <w:sz w:val="18"/>
-          <w:szCs w:val="18"/>
-          <w:highlight w:val="yellow"/>
-        </w:rPr>
-      </w:pPr>
-      <w:r>
-        <w:rPr>
-          <w:sz w:val="18"/>
-          <w:szCs w:val="18"/>
-          <w:highlight w:val="yellow"/>
-        </w:rPr>
-        <w:tab/>
-      </w:r>
-      <w:r>
-        <w:rPr>
-          <w:sz w:val="18"/>
-          <w:szCs w:val="18"/>
-          <w:highlight w:val="yellow"/>
-        </w:rPr>
-        <w:tab/>
-      </w:r>
-      <w:r>
-        <w:rPr>
-          <w:sz w:val="18"/>
-          <w:szCs w:val="18"/>
-          <w:highlight w:val="yellow"/>
-        </w:rPr>
-        <w:tab/>
-      </w:r>
-      <w:r>
-        <w:rPr>
-          <w:sz w:val="18"/>
-          <w:szCs w:val="18"/>
-          <w:highlight w:val="yellow"/>
-        </w:rPr>
-        <w:tab/>
-      </w:r>
-      <w:proofErr w:type="spellStart"/>
-      <w:proofErr w:type="gramStart"/>
-      <w:r>
-        <w:rPr>
-          <w:sz w:val="18"/>
-          <w:szCs w:val="18"/>
-          <w:highlight w:val="yellow"/>
-        </w:rPr>
-        <w:t>stk.pop</w:t>
-      </w:r>
-      <w:proofErr w:type="spellEnd"/>
-      <w:r>
-        <w:rPr>
-          <w:sz w:val="18"/>
-          <w:szCs w:val="18"/>
-          <w:highlight w:val="yellow"/>
-        </w:rPr>
-        <w:t>(</w:t>
-      </w:r>
-      <w:proofErr w:type="gramEnd"/>
-      <w:r>
-        <w:rPr>
-          <w:sz w:val="18"/>
-          <w:szCs w:val="18"/>
-          <w:highlight w:val="yellow"/>
-        </w:rPr>
-        <w:t xml:space="preserve">); </w:t>
-      </w:r>
-    </w:p>
-    <w:p>
-      <w:pPr>
-        <w:ind w:firstLine="0"/>
-        <w:rPr>
-          <w:sz w:val="18"/>
-          <w:szCs w:val="18"/>
-          <w:highlight w:val="yellow"/>
-        </w:rPr>
-      </w:pPr>
-      <w:r>
-        <w:rPr>
-          <w:sz w:val="18"/>
-          <w:szCs w:val="18"/>
-          <w:highlight w:val="yellow"/>
-        </w:rPr>
-        <w:tab/>
-      </w:r>
-      <w:r>
-        <w:rPr>
-          <w:sz w:val="18"/>
-          <w:szCs w:val="18"/>
-          <w:highlight w:val="yellow"/>
-        </w:rPr>
-        <w:tab/>
-      </w:r>
-      <w:r>
-        <w:rPr>
-          <w:sz w:val="18"/>
-          <w:szCs w:val="18"/>
-          <w:highlight w:val="yellow"/>
-        </w:rPr>
-        <w:tab/>
-        <w:t xml:space="preserve">} </w:t>
-      </w:r>
-    </w:p>
-    <w:p>
-      <w:pPr>
-        <w:ind w:firstLine="0"/>
-        <w:rPr>
-          <w:sz w:val="18"/>
-          <w:szCs w:val="18"/>
-          <w:highlight w:val="yellow"/>
-        </w:rPr>
-      </w:pPr>
-      <w:r>
-        <w:rPr>
-          <w:sz w:val="18"/>
-          <w:szCs w:val="18"/>
-          <w:highlight w:val="yellow"/>
-        </w:rPr>
-        <w:tab/>
-      </w:r>
-      <w:r>
-        <w:rPr>
-          <w:sz w:val="18"/>
-          <w:szCs w:val="18"/>
-          <w:highlight w:val="yellow"/>
-        </w:rPr>
-        <w:tab/>
-        <w:t xml:space="preserve">} </w:t>
-      </w:r>
-    </w:p>
-    <w:p>
-      <w:pPr>
-        <w:ind w:firstLine="0"/>
-        <w:rPr>
-          <w:sz w:val="18"/>
-          <w:szCs w:val="18"/>
-          <w:highlight w:val="yellow"/>
-        </w:rPr>
-      </w:pPr>
-      <w:r>
-        <w:rPr>
-          <w:sz w:val="18"/>
-          <w:szCs w:val="18"/>
-          <w:highlight w:val="yellow"/>
-        </w:rPr>
-        <w:tab/>
-        <w:t xml:space="preserve">} </w:t>
-      </w:r>
-    </w:p>
-    <w:p>
-      <w:pPr>
-        <w:ind w:firstLine="0"/>
-        <w:rPr>
-          <w:sz w:val="18"/>
-          <w:szCs w:val="18"/>
-          <w:highlight w:val="yellow"/>
-        </w:rPr>
-      </w:pPr>
-    </w:p>
-    <w:p>
-      <w:pPr>
-        <w:ind w:firstLine="0"/>
-        <w:rPr>
-          <w:sz w:val="18"/>
-          <w:szCs w:val="18"/>
-          <w:highlight w:val="yellow"/>
-        </w:rPr>
-      </w:pPr>
-      <w:r>
-        <w:rPr>
-          <w:sz w:val="18"/>
-          <w:szCs w:val="18"/>
-          <w:highlight w:val="yellow"/>
-        </w:rPr>
-        <w:tab/>
-      </w:r>
-      <w:proofErr w:type="spellStart"/>
-      <w:r>
-        <w:rPr>
-          <w:sz w:val="18"/>
-          <w:szCs w:val="18"/>
-          <w:highlight w:val="yellow"/>
-        </w:rPr>
-        <w:t>cout</w:t>
-      </w:r>
-      <w:proofErr w:type="spellEnd"/>
-      <w:r>
-        <w:rPr>
-          <w:sz w:val="18"/>
-          <w:szCs w:val="18"/>
-          <w:highlight w:val="yellow"/>
-        </w:rPr>
-        <w:t xml:space="preserve"> &lt;&lt; result &lt;&lt; </w:t>
-      </w:r>
-      <w:proofErr w:type="spellStart"/>
-      <w:r>
-        <w:rPr>
-          <w:sz w:val="18"/>
-          <w:szCs w:val="18"/>
-          <w:highlight w:val="yellow"/>
-        </w:rPr>
-        <w:t>endl</w:t>
-      </w:r>
-      <w:proofErr w:type="spellEnd"/>
-      <w:r>
-        <w:rPr>
-          <w:sz w:val="18"/>
-          <w:szCs w:val="18"/>
-          <w:highlight w:val="yellow"/>
-        </w:rPr>
-        <w:t xml:space="preserve">; </w:t>
-      </w:r>
-    </w:p>
-    <w:p>
-      <w:pPr>
-        <w:ind w:firstLine="0"/>
-        <w:rPr>
-          <w:sz w:val="18"/>
-          <w:szCs w:val="18"/>
-          <w:highlight w:val="yellow"/>
-        </w:rPr>
-      </w:pPr>
-      <w:r>
-        <w:rPr>
-          <w:sz w:val="18"/>
-          <w:szCs w:val="18"/>
-          <w:highlight w:val="yellow"/>
-        </w:rPr>
-        <w:t xml:space="preserve">} </w:t>
-      </w:r>
-    </w:p>
-    <w:p>
-      <w:pPr>
-        <w:ind w:firstLine="0"/>
-        <w:rPr>
-          <w:sz w:val="18"/>
-          <w:szCs w:val="18"/>
-          <w:highlight w:val="yellow"/>
-        </w:rPr>
-      </w:pPr>
-    </w:p>
-    <w:p>
-      <w:pPr>
-        <w:ind w:firstLine="0"/>
-        <w:rPr>
-          <w:sz w:val="18"/>
-          <w:szCs w:val="18"/>
-          <w:highlight w:val="yellow"/>
-        </w:rPr>
-      </w:pPr>
-      <w:r>
-        <w:rPr>
-          <w:sz w:val="18"/>
-          <w:szCs w:val="18"/>
-          <w:highlight w:val="yellow"/>
-        </w:rPr>
-        <w:t xml:space="preserve">// main function </w:t>
-      </w:r>
-    </w:p>
-    <w:p>
-      <w:pPr>
-        <w:ind w:firstLine="0"/>
-        <w:rPr>
-          <w:sz w:val="18"/>
-          <w:szCs w:val="18"/>
-          <w:highlight w:val="yellow"/>
-        </w:rPr>
-      </w:pPr>
-      <w:r>
-        <w:rPr>
-          <w:sz w:val="18"/>
-          <w:szCs w:val="18"/>
-          <w:highlight w:val="yellow"/>
-        </w:rPr>
-        <w:t xml:space="preserve">int </w:t>
-      </w:r>
-      <w:proofErr w:type="gramStart"/>
-      <w:r>
-        <w:rPr>
-          <w:sz w:val="18"/>
-          <w:szCs w:val="18"/>
-          <w:highlight w:val="yellow"/>
-        </w:rPr>
-        <w:t>main(</w:t>
-      </w:r>
-      <w:proofErr w:type="gramEnd"/>
-      <w:r>
-        <w:rPr>
-          <w:sz w:val="18"/>
-          <w:szCs w:val="18"/>
-          <w:highlight w:val="yellow"/>
-        </w:rPr>
-        <w:t xml:space="preserve">) </w:t>
-      </w:r>
-    </w:p>
-    <w:p>
-      <w:pPr>
-        <w:ind w:firstLine="0"/>
-        <w:rPr>
-          <w:sz w:val="18"/>
-          <w:szCs w:val="18"/>
-          <w:highlight w:val="yellow"/>
-        </w:rPr>
-      </w:pPr>
-      <w:r>
-        <w:rPr>
-          <w:sz w:val="18"/>
-          <w:szCs w:val="18"/>
-          <w:highlight w:val="yellow"/>
-        </w:rPr>
-        <w:t xml:space="preserve">{ </w:t>
-      </w:r>
-    </w:p>
-    <w:p>
-      <w:pPr>
-        <w:ind w:firstLine="0"/>
-        <w:rPr>
-          <w:sz w:val="18"/>
-          <w:szCs w:val="18"/>
-          <w:highlight w:val="yellow"/>
-        </w:rPr>
-      </w:pPr>
-      <w:r>
-        <w:rPr>
-          <w:sz w:val="18"/>
-          <w:szCs w:val="18"/>
-          <w:highlight w:val="yellow"/>
-        </w:rPr>
-        <w:tab/>
-      </w:r>
-      <w:proofErr w:type="spellStart"/>
-      <w:r>
-        <w:rPr>
-          <w:sz w:val="18"/>
-          <w:szCs w:val="18"/>
-          <w:highlight w:val="yellow"/>
-        </w:rPr>
-        <w:t>PrintMinNumberForPattern</w:t>
-      </w:r>
-      <w:proofErr w:type="spellEnd"/>
-      <w:r>
-        <w:rPr>
-          <w:sz w:val="18"/>
-          <w:szCs w:val="18"/>
-          <w:highlight w:val="yellow"/>
-        </w:rPr>
-        <w:t xml:space="preserve">("IDID"); </w:t>
-      </w:r>
-    </w:p>
-    <w:p>
-      <w:pPr>
-        <w:ind w:firstLine="0"/>
-        <w:rPr>
-          <w:sz w:val="18"/>
-          <w:szCs w:val="18"/>
-          <w:highlight w:val="yellow"/>
-        </w:rPr>
-      </w:pPr>
-      <w:r>
-        <w:rPr>
-          <w:sz w:val="18"/>
-          <w:szCs w:val="18"/>
-          <w:highlight w:val="yellow"/>
-        </w:rPr>
-        <w:tab/>
-      </w:r>
       <w:proofErr w:type="spellStart"/>
       <w:r>
         <w:rPr>
@@ -3379,57 +3774,56 @@
       <w:pPr>
         <w:ind w:firstLine="0"/>
         <w:rPr>
+          <w:sz w:val="18"/>
+          <w:szCs w:val="18"/>
+        </w:rPr>
+      </w:pPr>
+      <w:r>
+        <w:rPr>
+          <w:sz w:val="18"/>
+          <w:szCs w:val="18"/>
+          <w:highlight w:val="yellow"/>
+        </w:rPr>
+        <w:t>}</w:t>
+      </w:r>
+      <w:r>
+        <w:rPr>
+          <w:sz w:val="18"/>
+          <w:szCs w:val="18"/>
+        </w:rPr>
+        <w:t xml:space="preserve"> </w:t>
+      </w:r>
+    </w:p>
+    <w:p>
+      <w:pPr>
+        <w:ind w:firstLine="0"/>
+        <w:rPr>
+          <w:sz w:val="18"/>
+          <w:szCs w:val="18"/>
+        </w:rPr>
+      </w:pPr>
+    </w:p>
+    <w:p>
+      <w:pPr>
+        <w:ind w:firstLine="0"/>
+        <w:rPr>
+          <w:sz w:val="18"/>
+          <w:szCs w:val="18"/>
+        </w:rPr>
+      </w:pPr>
+      <w:r>
+        <w:rPr>
+          <w:sz w:val="18"/>
+          <w:szCs w:val="18"/>
+        </w:rPr>
+        <w:t>E</w:t>
+      </w:r>
+      <w:r>
+        <w:rPr>
           <w:rFonts w:hint="eastAsia"/>
           <w:sz w:val="18"/>
           <w:szCs w:val="18"/>
         </w:rPr>
-      </w:pPr>
-      <w:r>
-        <w:rPr>
-          <w:sz w:val="18"/>
-          <w:szCs w:val="18"/>
-          <w:highlight w:val="yellow"/>
-        </w:rPr>
-        <w:t>}</w:t>
-      </w:r>
-      <w:r>
-        <w:rPr>
-          <w:sz w:val="18"/>
-          <w:szCs w:val="18"/>
-        </w:rPr>
-        <w:t xml:space="preserve"> </w:t>
-      </w:r>
-    </w:p>
-    <w:p>
-      <w:pPr>
-        <w:ind w:firstLine="0"/>
-        <w:rPr>
-          <w:sz w:val="18"/>
-          <w:szCs w:val="18"/>
-        </w:rPr>
-      </w:pPr>
-    </w:p>
-    <w:p>
-      <w:pPr>
-        <w:ind w:firstLine="0"/>
-        <w:rPr>
-          <w:sz w:val="18"/>
-          <w:szCs w:val="18"/>
-        </w:rPr>
-      </w:pPr>
-      <w:r>
-        <w:rPr>
-          <w:sz w:val="18"/>
-          <w:szCs w:val="18"/>
-        </w:rPr>
-        <w:t>E</w:t>
-      </w:r>
-      <w:r>
-        <w:rPr>
-          <w:rFonts w:hint="eastAsia"/>
-          <w:sz w:val="18"/>
-          <w:szCs w:val="18"/>
-        </w:rPr>
         <w:t>xercise 4</w:t>
       </w:r>
     </w:p>
@@ -3443,8 +3837,6 @@
       </w:pPr>
       <w:r>
         <w:rPr>
-          <w:b/>
-          <w:bCs/>
           <w:sz w:val="18"/>
           <w:szCs w:val="18"/>
         </w:rPr>
@@ -3461,8 +3853,6 @@
       </w:pPr>
       <w:r>
         <w:rPr>
-          <w:b/>
-          <w:bCs/>
           <w:sz w:val="18"/>
           <w:szCs w:val="18"/>
         </w:rPr>
@@ -3512,8 +3902,6 @@
       </w:pPr>
       <w:r>
         <w:rPr>
-          <w:b/>
-          <w:bCs/>
           <w:sz w:val="18"/>
           <w:szCs w:val="18"/>
         </w:rPr>
@@ -3632,12 +4020,9 @@
       </w:pPr>
       <w:r>
         <w:rPr>
-          <w:b/>
-          <w:bCs/>
-          <w:sz w:val="18"/>
-          <w:szCs w:val="18"/>
-        </w:rPr>
-        <w:lastRenderedPageBreak/>
+          <w:sz w:val="18"/>
+          <w:szCs w:val="18"/>
+        </w:rPr>
         <w:t>Example 2:</w:t>
       </w:r>
       <w:r>
@@ -3745,61 +4130,372 @@
       <w:pPr>
         <w:ind w:firstLine="0"/>
         <w:rPr>
+          <w:sz w:val="18"/>
+          <w:szCs w:val="18"/>
+        </w:rPr>
+      </w:pPr>
+      <w:r>
+        <w:rPr>
+          <w:sz w:val="18"/>
+          <w:szCs w:val="18"/>
+        </w:rPr>
+        <w:t>Shortest Subarray to be Removed to Make Array Sorted</w:t>
+      </w:r>
+    </w:p>
+    <w:p>
+      <w:pPr>
+        <w:ind w:firstLine="0"/>
+        <w:rPr>
+          <w:sz w:val="18"/>
+          <w:szCs w:val="18"/>
+        </w:rPr>
+      </w:pPr>
+      <w:r>
+        <w:rPr>
+          <w:sz w:val="18"/>
+          <w:szCs w:val="18"/>
+        </w:rPr>
+        <w:t>Problem Statement:</w:t>
+      </w:r>
+    </w:p>
+    <w:p>
+      <w:pPr>
+        <w:ind w:firstLine="0"/>
+        <w:rPr>
+          <w:sz w:val="18"/>
+          <w:szCs w:val="18"/>
+        </w:rPr>
+      </w:pPr>
+      <w:r>
+        <w:rPr>
+          <w:sz w:val="18"/>
+          <w:szCs w:val="18"/>
+        </w:rPr>
+        <w:t xml:space="preserve">Given an integer array </w:t>
+      </w:r>
+      <w:proofErr w:type="spellStart"/>
+      <w:r>
+        <w:rPr>
+          <w:sz w:val="18"/>
+          <w:szCs w:val="18"/>
+        </w:rPr>
+        <w:t>arr</w:t>
+      </w:r>
+      <w:proofErr w:type="spellEnd"/>
+      <w:r>
+        <w:rPr>
+          <w:sz w:val="18"/>
+          <w:szCs w:val="18"/>
+        </w:rPr>
+        <w:t xml:space="preserve">, remove a subarray (can be empty) from </w:t>
+      </w:r>
+      <w:proofErr w:type="spellStart"/>
+      <w:r>
+        <w:rPr>
+          <w:sz w:val="18"/>
+          <w:szCs w:val="18"/>
+        </w:rPr>
+        <w:t>arr</w:t>
+      </w:r>
+      <w:proofErr w:type="spellEnd"/>
+      <w:r>
+        <w:rPr>
+          <w:sz w:val="18"/>
+          <w:szCs w:val="18"/>
+        </w:rPr>
+        <w:t xml:space="preserve"> such that the remaining elements in </w:t>
+      </w:r>
+      <w:proofErr w:type="spellStart"/>
+      <w:r>
+        <w:rPr>
+          <w:sz w:val="18"/>
+          <w:szCs w:val="18"/>
+        </w:rPr>
+        <w:t>arr</w:t>
+      </w:r>
+      <w:proofErr w:type="spellEnd"/>
+      <w:r>
+        <w:rPr>
+          <w:sz w:val="18"/>
+          <w:szCs w:val="18"/>
+        </w:rPr>
+        <w:t xml:space="preserve"> are non-decreasing. Return the length of the shortest subarray to remove. A subarray is a contiguous subsequence of the array.</w:t>
+      </w:r>
+    </w:p>
+    <w:p>
+      <w:pPr>
+        <w:ind w:firstLine="0"/>
+        <w:rPr>
+          <w:sz w:val="18"/>
+          <w:szCs w:val="18"/>
+        </w:rPr>
+      </w:pPr>
+      <w:r>
+        <w:rPr>
+          <w:sz w:val="18"/>
+          <w:szCs w:val="18"/>
+        </w:rPr>
+        <w:t>Example 1:</w:t>
+      </w:r>
+      <w:r>
+        <w:rPr>
+          <w:sz w:val="18"/>
+          <w:szCs w:val="18"/>
+        </w:rPr>
+        <w:br/>
+        <w:t xml:space="preserve">Input: </w:t>
+      </w:r>
+      <w:proofErr w:type="spellStart"/>
+      <w:r>
+        <w:rPr>
+          <w:sz w:val="18"/>
+          <w:szCs w:val="18"/>
+        </w:rPr>
+        <w:t>arr</w:t>
+      </w:r>
+      <w:proofErr w:type="spellEnd"/>
+      <w:r>
+        <w:rPr>
+          <w:sz w:val="18"/>
+          <w:szCs w:val="18"/>
+        </w:rPr>
+        <w:t xml:space="preserve"> = [1,2,3,10,4,2,3,5] </w:t>
+      </w:r>
+    </w:p>
+    <w:p>
+      <w:pPr>
+        <w:ind w:firstLine="0"/>
+        <w:rPr>
+          <w:sz w:val="18"/>
+          <w:szCs w:val="18"/>
+        </w:rPr>
+      </w:pPr>
+      <w:r>
+        <w:rPr>
+          <w:sz w:val="18"/>
+          <w:szCs w:val="18"/>
+        </w:rPr>
+        <w:t xml:space="preserve">Output: 3 </w:t>
+      </w:r>
+    </w:p>
+    <w:p>
+      <w:pPr>
+        <w:ind w:firstLine="0"/>
+        <w:rPr>
+          <w:sz w:val="18"/>
+          <w:szCs w:val="18"/>
+        </w:rPr>
+      </w:pPr>
+      <w:r>
+        <w:rPr>
+          <w:sz w:val="18"/>
+          <w:szCs w:val="18"/>
+        </w:rPr>
+        <w:t>Explanation: The shortest subarray we can remove is [10,4,2] of length 3. The remaining elements after that will be [1,2,3,3,5] which are sorted. Another correct solution is to remove the subarray [3,10,4].</w:t>
+      </w:r>
+    </w:p>
+    <w:p>
+      <w:pPr>
+        <w:ind w:firstLine="0"/>
+        <w:rPr>
+          <w:sz w:val="18"/>
+          <w:szCs w:val="18"/>
+        </w:rPr>
+      </w:pPr>
+      <w:r>
+        <w:rPr>
+          <w:sz w:val="18"/>
+          <w:szCs w:val="18"/>
+        </w:rPr>
+        <w:t>Example 2:</w:t>
+      </w:r>
+      <w:r>
+        <w:rPr>
+          <w:sz w:val="18"/>
+          <w:szCs w:val="18"/>
+        </w:rPr>
+        <w:br/>
+        <w:t xml:space="preserve">Input: </w:t>
+      </w:r>
+      <w:proofErr w:type="spellStart"/>
+      <w:r>
+        <w:rPr>
+          <w:sz w:val="18"/>
+          <w:szCs w:val="18"/>
+        </w:rPr>
+        <w:t>arr</w:t>
+      </w:r>
+      <w:proofErr w:type="spellEnd"/>
+      <w:r>
+        <w:rPr>
+          <w:sz w:val="18"/>
+          <w:szCs w:val="18"/>
+        </w:rPr>
+        <w:t xml:space="preserve"> = [5,4,3,2,1] </w:t>
+      </w:r>
+    </w:p>
+    <w:p>
+      <w:pPr>
+        <w:ind w:firstLine="0"/>
+        <w:rPr>
+          <w:sz w:val="18"/>
+          <w:szCs w:val="18"/>
+        </w:rPr>
+      </w:pPr>
+      <w:r>
+        <w:rPr>
+          <w:sz w:val="18"/>
+          <w:szCs w:val="18"/>
+        </w:rPr>
+        <w:t xml:space="preserve">Output: 4 </w:t>
+      </w:r>
+    </w:p>
+    <w:p>
+      <w:pPr>
+        <w:ind w:firstLine="0"/>
+        <w:rPr>
+          <w:sz w:val="18"/>
+          <w:szCs w:val="18"/>
+        </w:rPr>
+      </w:pPr>
+      <w:r>
+        <w:rPr>
+          <w:sz w:val="18"/>
+          <w:szCs w:val="18"/>
+        </w:rPr>
+        <w:t xml:space="preserve">Explanation: Since the array is strictly decreasing, we can only keep a single element. </w:t>
+      </w:r>
+      <w:proofErr w:type="gramStart"/>
+      <w:r>
+        <w:rPr>
+          <w:sz w:val="18"/>
+          <w:szCs w:val="18"/>
+        </w:rPr>
+        <w:t>Therefore</w:t>
+      </w:r>
+      <w:proofErr w:type="gramEnd"/>
+      <w:r>
+        <w:rPr>
+          <w:sz w:val="18"/>
+          <w:szCs w:val="18"/>
+        </w:rPr>
+        <w:t xml:space="preserve"> we need to remove a subarray of length 4, either [5,4,3,2] or [4,3,2,1].</w:t>
+      </w:r>
+    </w:p>
+    <w:p>
+      <w:pPr>
+        <w:ind w:firstLine="0"/>
+        <w:rPr>
+          <w:sz w:val="18"/>
+          <w:szCs w:val="18"/>
+          <w:highlight w:val="yellow"/>
+        </w:rPr>
+      </w:pPr>
+      <w:r>
+        <w:rPr>
+          <w:sz w:val="18"/>
+          <w:szCs w:val="18"/>
+          <w:highlight w:val="yellow"/>
+        </w:rPr>
+        <w:t>S</w:t>
+      </w:r>
+      <w:r>
+        <w:rPr>
           <w:rFonts w:hint="eastAsia"/>
-          <w:b/>
-          <w:bCs/>
-          <w:sz w:val="18"/>
-          <w:szCs w:val="18"/>
-        </w:rPr>
-      </w:pPr>
-      <w:r>
-        <w:rPr>
-          <w:b/>
-          <w:bCs/>
-          <w:sz w:val="18"/>
-          <w:szCs w:val="18"/>
-        </w:rPr>
-        <w:t>Shortest Subarray to be Removed to Make Array Sorted</w:t>
-      </w:r>
-    </w:p>
-    <w:p>
-      <w:pPr>
-        <w:ind w:firstLine="0"/>
-        <w:rPr>
-          <w:sz w:val="18"/>
-          <w:szCs w:val="18"/>
-        </w:rPr>
-      </w:pPr>
-      <w:r>
-        <w:rPr>
-          <w:b/>
-          <w:bCs/>
-          <w:sz w:val="18"/>
-          <w:szCs w:val="18"/>
-        </w:rPr>
-        <w:t>Problem Statement:</w:t>
-      </w:r>
-    </w:p>
-    <w:p>
-      <w:pPr>
-        <w:ind w:firstLine="0"/>
-        <w:rPr>
-          <w:sz w:val="18"/>
-          <w:szCs w:val="18"/>
-        </w:rPr>
-      </w:pPr>
-      <w:r>
-        <w:rPr>
-          <w:sz w:val="18"/>
-          <w:szCs w:val="18"/>
-        </w:rPr>
-        <w:t xml:space="preserve">Given an integer array </w:t>
-      </w:r>
-      <w:proofErr w:type="spellStart"/>
-      <w:r>
-        <w:rPr>
-          <w:sz w:val="18"/>
-          <w:szCs w:val="18"/>
+          <w:sz w:val="18"/>
+          <w:szCs w:val="18"/>
+          <w:highlight w:val="yellow"/>
+        </w:rPr>
+        <w:t>olution</w:t>
+      </w:r>
+      <w:r>
+        <w:rPr>
+          <w:rFonts w:hint="eastAsia"/>
+          <w:sz w:val="18"/>
+          <w:szCs w:val="18"/>
+          <w:highlight w:val="yellow"/>
+        </w:rPr>
+        <w:t>：</w:t>
+      </w:r>
+    </w:p>
+    <w:p>
+      <w:pPr>
+        <w:ind w:firstLine="0"/>
+        <w:rPr>
+          <w:sz w:val="18"/>
+          <w:szCs w:val="18"/>
+          <w:highlight w:val="yellow"/>
+        </w:rPr>
+      </w:pPr>
+      <w:r>
+        <w:rPr>
+          <w:sz w:val="18"/>
+          <w:szCs w:val="18"/>
+          <w:highlight w:val="yellow"/>
+        </w:rPr>
+        <w:t>class Solution {</w:t>
+      </w:r>
+    </w:p>
+    <w:p>
+      <w:pPr>
+        <w:ind w:firstLine="0"/>
+        <w:rPr>
+          <w:sz w:val="18"/>
+          <w:szCs w:val="18"/>
+          <w:highlight w:val="yellow"/>
+        </w:rPr>
+      </w:pPr>
+      <w:r>
+        <w:rPr>
+          <w:sz w:val="18"/>
+          <w:szCs w:val="18"/>
+          <w:highlight w:val="yellow"/>
+        </w:rPr>
+        <w:lastRenderedPageBreak/>
+        <w:t>public:</w:t>
+      </w:r>
+    </w:p>
+    <w:p>
+      <w:pPr>
+        <w:ind w:firstLine="0"/>
+        <w:rPr>
+          <w:sz w:val="18"/>
+          <w:szCs w:val="18"/>
+          <w:highlight w:val="yellow"/>
+        </w:rPr>
+      </w:pPr>
+      <w:r>
+        <w:rPr>
+          <w:sz w:val="18"/>
+          <w:szCs w:val="18"/>
+          <w:highlight w:val="yellow"/>
+        </w:rPr>
+        <w:t xml:space="preserve">    int </w:t>
+      </w:r>
+      <w:proofErr w:type="spellStart"/>
+      <w:r>
+        <w:rPr>
+          <w:sz w:val="18"/>
+          <w:szCs w:val="18"/>
+          <w:highlight w:val="yellow"/>
+        </w:rPr>
+        <w:t>findLengthOfShortestSubarray</w:t>
+      </w:r>
+      <w:proofErr w:type="spellEnd"/>
+      <w:r>
+        <w:rPr>
+          <w:sz w:val="18"/>
+          <w:szCs w:val="18"/>
+          <w:highlight w:val="yellow"/>
+        </w:rPr>
+        <w:t xml:space="preserve">(vector&lt;int&gt;&amp; </w:t>
+      </w:r>
+      <w:proofErr w:type="spellStart"/>
+      <w:r>
+        <w:rPr>
+          <w:sz w:val="18"/>
+          <w:szCs w:val="18"/>
+          <w:highlight w:val="yellow"/>
         </w:rPr>
         <w:t>arr</w:t>
       </w:r>
@@ -3808,14 +4504,126 @@
         <w:rPr>
           <w:sz w:val="18"/>
           <w:szCs w:val="18"/>
-        </w:rPr>
-        <w:t xml:space="preserve">, remove a subarray (can be empty) from </w:t>
-      </w:r>
-      <w:proofErr w:type="spellStart"/>
-      <w:r>
-        <w:rPr>
-          <w:sz w:val="18"/>
-          <w:szCs w:val="18"/>
+          <w:highlight w:val="yellow"/>
+        </w:rPr>
+        <w:t>) {</w:t>
+      </w:r>
+    </w:p>
+    <w:p>
+      <w:pPr>
+        <w:ind w:firstLine="0"/>
+        <w:rPr>
+          <w:sz w:val="18"/>
+          <w:szCs w:val="18"/>
+          <w:highlight w:val="yellow"/>
+        </w:rPr>
+      </w:pPr>
+      <w:r>
+        <w:rPr>
+          <w:sz w:val="18"/>
+          <w:szCs w:val="18"/>
+          <w:highlight w:val="yellow"/>
+        </w:rPr>
+        <w:t xml:space="preserve">        int n = </w:t>
+      </w:r>
+      <w:proofErr w:type="spellStart"/>
+      <w:proofErr w:type="gramStart"/>
+      <w:r>
+        <w:rPr>
+          <w:sz w:val="18"/>
+          <w:szCs w:val="18"/>
+          <w:highlight w:val="yellow"/>
+        </w:rPr>
+        <w:t>arr.size</w:t>
+      </w:r>
+      <w:proofErr w:type="spellEnd"/>
+      <w:proofErr w:type="gramEnd"/>
+      <w:r>
+        <w:rPr>
+          <w:sz w:val="18"/>
+          <w:szCs w:val="18"/>
+          <w:highlight w:val="yellow"/>
+        </w:rPr>
+        <w:t>();</w:t>
+      </w:r>
+    </w:p>
+    <w:p>
+      <w:pPr>
+        <w:ind w:firstLine="0"/>
+        <w:rPr>
+          <w:sz w:val="18"/>
+          <w:szCs w:val="18"/>
+          <w:highlight w:val="yellow"/>
+        </w:rPr>
+      </w:pPr>
+      <w:r>
+        <w:rPr>
+          <w:sz w:val="18"/>
+          <w:szCs w:val="18"/>
+          <w:highlight w:val="yellow"/>
+        </w:rPr>
+        <w:t xml:space="preserve">        int left = 0, right = n - 1;</w:t>
+      </w:r>
+    </w:p>
+    <w:p>
+      <w:pPr>
+        <w:ind w:firstLine="0"/>
+        <w:rPr>
+          <w:sz w:val="18"/>
+          <w:szCs w:val="18"/>
+          <w:highlight w:val="yellow"/>
+        </w:rPr>
+      </w:pPr>
+    </w:p>
+    <w:p>
+      <w:pPr>
+        <w:ind w:firstLine="0"/>
+        <w:rPr>
+          <w:sz w:val="18"/>
+          <w:szCs w:val="18"/>
+          <w:highlight w:val="yellow"/>
+        </w:rPr>
+      </w:pPr>
+      <w:r>
+        <w:rPr>
+          <w:sz w:val="18"/>
+          <w:szCs w:val="18"/>
+          <w:highlight w:val="yellow"/>
+        </w:rPr>
+        <w:t xml:space="preserve">        // </w:t>
+      </w:r>
+      <w:r>
+        <w:rPr>
+          <w:sz w:val="18"/>
+          <w:szCs w:val="18"/>
+          <w:highlight w:val="yellow"/>
+        </w:rPr>
+        <w:t>左边最长非递减前缀</w:t>
+      </w:r>
+    </w:p>
+    <w:p>
+      <w:pPr>
+        <w:ind w:firstLine="0"/>
+        <w:rPr>
+          <w:sz w:val="18"/>
+          <w:szCs w:val="18"/>
+          <w:highlight w:val="yellow"/>
+        </w:rPr>
+      </w:pPr>
+      <w:r>
+        <w:rPr>
+          <w:sz w:val="18"/>
+          <w:szCs w:val="18"/>
+          <w:highlight w:val="yellow"/>
+        </w:rPr>
+        <w:t xml:space="preserve">        while (left + 1 &lt; n &amp;&amp; </w:t>
+      </w:r>
+      <w:proofErr w:type="spellStart"/>
+      <w:r>
+        <w:rPr>
+          <w:sz w:val="18"/>
+          <w:szCs w:val="18"/>
+          <w:highlight w:val="yellow"/>
         </w:rPr>
         <w:t>arr</w:t>
       </w:r>
@@ -3824,14 +4632,17 @@
         <w:rPr>
           <w:sz w:val="18"/>
           <w:szCs w:val="18"/>
-        </w:rPr>
-        <w:t xml:space="preserve"> such that the remaining elements in </w:t>
-      </w:r>
-      <w:proofErr w:type="spellStart"/>
-      <w:r>
-        <w:rPr>
-          <w:sz w:val="18"/>
-          <w:szCs w:val="18"/>
+          <w:highlight w:val="yellow"/>
+        </w:rPr>
+        <w:t xml:space="preserve">[left] &lt;= </w:t>
+      </w:r>
+      <w:proofErr w:type="spellStart"/>
+      <w:proofErr w:type="gramStart"/>
+      <w:r>
+        <w:rPr>
+          <w:sz w:val="18"/>
+          <w:szCs w:val="18"/>
+          <w:highlight w:val="yellow"/>
         </w:rPr>
         <w:t>arr</w:t>
       </w:r>
@@ -3840,55 +4651,116 @@
         <w:rPr>
           <w:sz w:val="18"/>
           <w:szCs w:val="18"/>
-        </w:rPr>
-        <w:t xml:space="preserve"> are non-decreasing. Return the length of the shortest subarray to remove. A subarray is a contiguous subsequence of the array.</w:t>
-      </w:r>
-    </w:p>
-    <w:p>
-      <w:pPr>
-        <w:ind w:firstLine="0"/>
-        <w:rPr>
-          <w:sz w:val="18"/>
-          <w:szCs w:val="18"/>
-        </w:rPr>
-      </w:pPr>
-      <w:r>
-        <w:rPr>
-          <w:b/>
-          <w:bCs/>
-          <w:sz w:val="18"/>
-          <w:szCs w:val="18"/>
-        </w:rPr>
-        <w:t>Example 1:</w:t>
-      </w:r>
-      <w:r>
-        <w:rPr>
-          <w:sz w:val="18"/>
-          <w:szCs w:val="18"/>
-        </w:rPr>
-        <w:br/>
-      </w:r>
-      <w:r>
-        <w:rPr>
-          <w:b/>
-          <w:bCs/>
-          <w:sz w:val="18"/>
-          <w:szCs w:val="18"/>
-        </w:rPr>
-        <w:t>Input:</w:t>
-      </w:r>
-      <w:r>
-        <w:rPr>
-          <w:sz w:val="18"/>
-          <w:szCs w:val="18"/>
-        </w:rPr>
-        <w:t xml:space="preserve"> </w:t>
-      </w:r>
-      <w:proofErr w:type="spellStart"/>
-      <w:r>
-        <w:rPr>
-          <w:sz w:val="18"/>
-          <w:szCs w:val="18"/>
+          <w:highlight w:val="yellow"/>
+        </w:rPr>
+        <w:t>[</w:t>
+      </w:r>
+      <w:proofErr w:type="gramEnd"/>
+      <w:r>
+        <w:rPr>
+          <w:sz w:val="18"/>
+          <w:szCs w:val="18"/>
+          <w:highlight w:val="yellow"/>
+        </w:rPr>
+        <w:t>left + 1]) ++left;</w:t>
+      </w:r>
+    </w:p>
+    <w:p>
+      <w:pPr>
+        <w:ind w:firstLine="0"/>
+        <w:rPr>
+          <w:sz w:val="18"/>
+          <w:szCs w:val="18"/>
+          <w:highlight w:val="yellow"/>
+        </w:rPr>
+      </w:pPr>
+    </w:p>
+    <w:p>
+      <w:pPr>
+        <w:ind w:firstLine="0"/>
+        <w:rPr>
+          <w:sz w:val="18"/>
+          <w:szCs w:val="18"/>
+          <w:highlight w:val="yellow"/>
+        </w:rPr>
+      </w:pPr>
+      <w:r>
+        <w:rPr>
+          <w:sz w:val="18"/>
+          <w:szCs w:val="18"/>
+          <w:highlight w:val="yellow"/>
+        </w:rPr>
+        <w:t xml:space="preserve">        if (left == n - 1) return 0;  // </w:t>
+      </w:r>
+      <w:r>
+        <w:rPr>
+          <w:sz w:val="18"/>
+          <w:szCs w:val="18"/>
+          <w:highlight w:val="yellow"/>
+        </w:rPr>
+        <w:t>已经是非递减的</w:t>
+      </w:r>
+    </w:p>
+    <w:p>
+      <w:pPr>
+        <w:ind w:firstLine="0"/>
+        <w:rPr>
+          <w:sz w:val="18"/>
+          <w:szCs w:val="18"/>
+          <w:highlight w:val="yellow"/>
+        </w:rPr>
+      </w:pPr>
+    </w:p>
+    <w:p>
+      <w:pPr>
+        <w:ind w:firstLine="0"/>
+        <w:rPr>
+          <w:sz w:val="18"/>
+          <w:szCs w:val="18"/>
+          <w:highlight w:val="yellow"/>
+        </w:rPr>
+      </w:pPr>
+      <w:r>
+        <w:rPr>
+          <w:sz w:val="18"/>
+          <w:szCs w:val="18"/>
+          <w:highlight w:val="yellow"/>
+        </w:rPr>
+        <w:t xml:space="preserve">        // </w:t>
+      </w:r>
+      <w:r>
+        <w:rPr>
+          <w:sz w:val="18"/>
+          <w:szCs w:val="18"/>
+          <w:highlight w:val="yellow"/>
+        </w:rPr>
+        <w:t>右边最长非递减后缀</w:t>
+      </w:r>
+    </w:p>
+    <w:p>
+      <w:pPr>
+        <w:ind w:firstLine="0"/>
+        <w:rPr>
+          <w:sz w:val="18"/>
+          <w:szCs w:val="18"/>
+          <w:highlight w:val="yellow"/>
+        </w:rPr>
+      </w:pPr>
+      <w:r>
+        <w:rPr>
+          <w:sz w:val="18"/>
+          <w:szCs w:val="18"/>
+          <w:highlight w:val="yellow"/>
+        </w:rPr>
+        <w:t xml:space="preserve">        while (right &gt; 0 &amp;&amp; </w:t>
+      </w:r>
+      <w:proofErr w:type="spellStart"/>
+      <w:proofErr w:type="gramStart"/>
+      <w:r>
+        <w:rPr>
+          <w:sz w:val="18"/>
+          <w:szCs w:val="18"/>
+          <w:highlight w:val="yellow"/>
         </w:rPr>
         <w:t>arr</w:t>
       </w:r>
@@ -3897,105 +4769,25 @@
         <w:rPr>
           <w:sz w:val="18"/>
           <w:szCs w:val="18"/>
-        </w:rPr>
-        <w:t xml:space="preserve"> = [1,2,3,10,4,2,3,5] </w:t>
-      </w:r>
-    </w:p>
-    <w:p>
-      <w:pPr>
-        <w:ind w:firstLine="0"/>
-        <w:rPr>
-          <w:sz w:val="18"/>
-          <w:szCs w:val="18"/>
-        </w:rPr>
-      </w:pPr>
-      <w:r>
-        <w:rPr>
-          <w:b/>
-          <w:bCs/>
-          <w:sz w:val="18"/>
-          <w:szCs w:val="18"/>
-        </w:rPr>
-        <w:t>Output:</w:t>
-      </w:r>
-      <w:r>
-        <w:rPr>
-          <w:sz w:val="18"/>
-          <w:szCs w:val="18"/>
-        </w:rPr>
-        <w:t xml:space="preserve"> 3 </w:t>
-      </w:r>
-    </w:p>
-    <w:p>
-      <w:pPr>
-        <w:ind w:firstLine="0"/>
-        <w:rPr>
-          <w:sz w:val="18"/>
-          <w:szCs w:val="18"/>
-        </w:rPr>
-      </w:pPr>
-      <w:r>
-        <w:rPr>
-          <w:b/>
-          <w:bCs/>
-          <w:sz w:val="18"/>
-          <w:szCs w:val="18"/>
-        </w:rPr>
-        <w:t>Explanation:</w:t>
-      </w:r>
-      <w:r>
-        <w:rPr>
-          <w:sz w:val="18"/>
-          <w:szCs w:val="18"/>
-        </w:rPr>
-        <w:t xml:space="preserve"> The shortest subarray we can remove is [10,4,2] of length 3. The remaining elements after that will be [1,2,3,3,5] which are sorted. Another correct solution is to remove the subarray [3,10,4].</w:t>
-      </w:r>
-    </w:p>
-    <w:p>
-      <w:pPr>
-        <w:ind w:firstLine="0"/>
-        <w:rPr>
-          <w:sz w:val="18"/>
-          <w:szCs w:val="18"/>
-        </w:rPr>
-      </w:pPr>
-      <w:r>
-        <w:rPr>
-          <w:b/>
-          <w:bCs/>
-          <w:sz w:val="18"/>
-          <w:szCs w:val="18"/>
-        </w:rPr>
-        <w:t>Example 2:</w:t>
-      </w:r>
-      <w:r>
-        <w:rPr>
-          <w:sz w:val="18"/>
-          <w:szCs w:val="18"/>
-        </w:rPr>
-        <w:br/>
-      </w:r>
-      <w:r>
-        <w:rPr>
-          <w:b/>
-          <w:bCs/>
-          <w:sz w:val="18"/>
-          <w:szCs w:val="18"/>
-        </w:rPr>
-        <w:t>Input:</w:t>
-      </w:r>
-      <w:r>
-        <w:rPr>
-          <w:sz w:val="18"/>
-          <w:szCs w:val="18"/>
-        </w:rPr>
-        <w:t xml:space="preserve"> </w:t>
-      </w:r>
-      <w:proofErr w:type="spellStart"/>
-      <w:r>
-        <w:rPr>
-          <w:sz w:val="18"/>
-          <w:szCs w:val="18"/>
+          <w:highlight w:val="yellow"/>
+        </w:rPr>
+        <w:t>[</w:t>
+      </w:r>
+      <w:proofErr w:type="gramEnd"/>
+      <w:r>
+        <w:rPr>
+          <w:sz w:val="18"/>
+          <w:szCs w:val="18"/>
+          <w:highlight w:val="yellow"/>
+        </w:rPr>
+        <w:t xml:space="preserve">right - 1] &lt;= </w:t>
+      </w:r>
+      <w:proofErr w:type="spellStart"/>
+      <w:r>
+        <w:rPr>
+          <w:sz w:val="18"/>
+          <w:szCs w:val="18"/>
+          <w:highlight w:val="yellow"/>
         </w:rPr>
         <w:t>arr</w:t>
       </w:r>
@@ -4004,1004 +4796,501 @@
         <w:rPr>
           <w:sz w:val="18"/>
           <w:szCs w:val="18"/>
-        </w:rPr>
-        <w:t xml:space="preserve"> = [5,4,3,2,1] </w:t>
-      </w:r>
-    </w:p>
-    <w:p>
-      <w:pPr>
-        <w:ind w:firstLine="0"/>
-        <w:rPr>
-          <w:sz w:val="18"/>
-          <w:szCs w:val="18"/>
-        </w:rPr>
-      </w:pPr>
-      <w:r>
-        <w:rPr>
-          <w:b/>
-          <w:bCs/>
-          <w:sz w:val="18"/>
-          <w:szCs w:val="18"/>
-        </w:rPr>
-        <w:t>Output:</w:t>
-      </w:r>
-      <w:r>
-        <w:rPr>
-          <w:sz w:val="18"/>
-          <w:szCs w:val="18"/>
-        </w:rPr>
-        <w:t xml:space="preserve"> 4 </w:t>
-      </w:r>
-    </w:p>
-    <w:p>
-      <w:pPr>
-        <w:ind w:firstLine="0"/>
-        <w:rPr>
-          <w:sz w:val="18"/>
-          <w:szCs w:val="18"/>
-        </w:rPr>
-      </w:pPr>
-      <w:r>
-        <w:rPr>
-          <w:b/>
-          <w:bCs/>
-          <w:sz w:val="18"/>
-          <w:szCs w:val="18"/>
-        </w:rPr>
-        <w:t>Explanation:</w:t>
-      </w:r>
-      <w:r>
-        <w:rPr>
-          <w:sz w:val="18"/>
-          <w:szCs w:val="18"/>
-        </w:rPr>
-        <w:t xml:space="preserve"> Since the array is strictly decreasing, we can only keep a single element. </w:t>
+          <w:highlight w:val="yellow"/>
+        </w:rPr>
+        <w:t>[right]) --right;</w:t>
+      </w:r>
+    </w:p>
+    <w:p>
+      <w:pPr>
+        <w:ind w:firstLine="0"/>
+        <w:rPr>
+          <w:sz w:val="18"/>
+          <w:szCs w:val="18"/>
+          <w:highlight w:val="yellow"/>
+        </w:rPr>
+      </w:pPr>
+    </w:p>
+    <w:p>
+      <w:pPr>
+        <w:ind w:firstLine="0"/>
+        <w:rPr>
+          <w:sz w:val="18"/>
+          <w:szCs w:val="18"/>
+          <w:highlight w:val="yellow"/>
+        </w:rPr>
+      </w:pPr>
+      <w:r>
+        <w:rPr>
+          <w:sz w:val="18"/>
+          <w:szCs w:val="18"/>
+          <w:highlight w:val="yellow"/>
+        </w:rPr>
+        <w:t xml:space="preserve">        int </w:t>
+      </w:r>
+      <w:proofErr w:type="spellStart"/>
+      <w:r>
+        <w:rPr>
+          <w:sz w:val="18"/>
+          <w:szCs w:val="18"/>
+          <w:highlight w:val="yellow"/>
+        </w:rPr>
+        <w:t>ans</w:t>
+      </w:r>
+      <w:proofErr w:type="spellEnd"/>
+      <w:r>
+        <w:rPr>
+          <w:sz w:val="18"/>
+          <w:szCs w:val="18"/>
+          <w:highlight w:val="yellow"/>
+        </w:rPr>
+        <w:t xml:space="preserve"> = min(n - left - 1, right);  // </w:t>
+      </w:r>
+      <w:r>
+        <w:rPr>
+          <w:sz w:val="18"/>
+          <w:szCs w:val="18"/>
+          <w:highlight w:val="yellow"/>
+        </w:rPr>
+        <w:t>删除左边或右边</w:t>
+      </w:r>
+    </w:p>
+    <w:p>
+      <w:pPr>
+        <w:ind w:firstLine="0"/>
+        <w:rPr>
+          <w:sz w:val="18"/>
+          <w:szCs w:val="18"/>
+          <w:highlight w:val="yellow"/>
+        </w:rPr>
+      </w:pPr>
+    </w:p>
+    <w:p>
+      <w:pPr>
+        <w:ind w:firstLine="0"/>
+        <w:rPr>
+          <w:sz w:val="18"/>
+          <w:szCs w:val="18"/>
+          <w:highlight w:val="yellow"/>
+        </w:rPr>
+      </w:pPr>
+      <w:r>
+        <w:rPr>
+          <w:sz w:val="18"/>
+          <w:szCs w:val="18"/>
+          <w:highlight w:val="yellow"/>
+        </w:rPr>
+        <w:t xml:space="preserve">        int </w:t>
+      </w:r>
+      <w:proofErr w:type="spellStart"/>
+      <w:r>
+        <w:rPr>
+          <w:sz w:val="18"/>
+          <w:szCs w:val="18"/>
+          <w:highlight w:val="yellow"/>
+        </w:rPr>
+        <w:t>i</w:t>
+      </w:r>
+      <w:proofErr w:type="spellEnd"/>
+      <w:r>
+        <w:rPr>
+          <w:sz w:val="18"/>
+          <w:szCs w:val="18"/>
+          <w:highlight w:val="yellow"/>
+        </w:rPr>
+        <w:t xml:space="preserve"> = 0, j = right;</w:t>
+      </w:r>
+    </w:p>
+    <w:p>
+      <w:pPr>
+        <w:ind w:firstLine="0"/>
+        <w:rPr>
+          <w:sz w:val="18"/>
+          <w:szCs w:val="18"/>
+          <w:highlight w:val="yellow"/>
+        </w:rPr>
+      </w:pPr>
+      <w:r>
+        <w:rPr>
+          <w:sz w:val="18"/>
+          <w:szCs w:val="18"/>
+          <w:highlight w:val="yellow"/>
+        </w:rPr>
+        <w:t xml:space="preserve">        while (</w:t>
+      </w:r>
+      <w:proofErr w:type="spellStart"/>
+      <w:r>
+        <w:rPr>
+          <w:sz w:val="18"/>
+          <w:szCs w:val="18"/>
+          <w:highlight w:val="yellow"/>
+        </w:rPr>
+        <w:t>i</w:t>
+      </w:r>
+      <w:proofErr w:type="spellEnd"/>
+      <w:r>
+        <w:rPr>
+          <w:sz w:val="18"/>
+          <w:szCs w:val="18"/>
+          <w:highlight w:val="yellow"/>
+        </w:rPr>
+        <w:t xml:space="preserve"> &lt;= left &amp;&amp; j &lt; n) {</w:t>
+      </w:r>
+    </w:p>
+    <w:p>
+      <w:pPr>
+        <w:ind w:firstLine="0"/>
+        <w:rPr>
+          <w:sz w:val="18"/>
+          <w:szCs w:val="18"/>
+          <w:highlight w:val="yellow"/>
+        </w:rPr>
+      </w:pPr>
+      <w:r>
+        <w:rPr>
+          <w:sz w:val="18"/>
+          <w:szCs w:val="18"/>
+          <w:highlight w:val="yellow"/>
+        </w:rPr>
+        <w:t xml:space="preserve">            if (</w:t>
+      </w:r>
+      <w:proofErr w:type="spellStart"/>
+      <w:r>
+        <w:rPr>
+          <w:sz w:val="18"/>
+          <w:szCs w:val="18"/>
+          <w:highlight w:val="yellow"/>
+        </w:rPr>
+        <w:t>arr</w:t>
+      </w:r>
+      <w:proofErr w:type="spellEnd"/>
+      <w:r>
+        <w:rPr>
+          <w:sz w:val="18"/>
+          <w:szCs w:val="18"/>
+          <w:highlight w:val="yellow"/>
+        </w:rPr>
+        <w:t>[</w:t>
+      </w:r>
+      <w:proofErr w:type="spellStart"/>
+      <w:r>
+        <w:rPr>
+          <w:sz w:val="18"/>
+          <w:szCs w:val="18"/>
+          <w:highlight w:val="yellow"/>
+        </w:rPr>
+        <w:t>i</w:t>
+      </w:r>
+      <w:proofErr w:type="spellEnd"/>
+      <w:r>
+        <w:rPr>
+          <w:sz w:val="18"/>
+          <w:szCs w:val="18"/>
+          <w:highlight w:val="yellow"/>
+        </w:rPr>
+        <w:t>] &lt;= arr[j]) {</w:t>
+      </w:r>
+    </w:p>
+    <w:p>
+      <w:pPr>
+        <w:ind w:firstLine="0"/>
+        <w:rPr>
+          <w:sz w:val="18"/>
+          <w:szCs w:val="18"/>
+          <w:highlight w:val="yellow"/>
+        </w:rPr>
+      </w:pPr>
+      <w:r>
+        <w:rPr>
+          <w:sz w:val="18"/>
+          <w:szCs w:val="18"/>
+          <w:highlight w:val="yellow"/>
+        </w:rPr>
+        <w:t xml:space="preserve">                </w:t>
+      </w:r>
+      <w:proofErr w:type="spellStart"/>
+      <w:r>
+        <w:rPr>
+          <w:sz w:val="18"/>
+          <w:szCs w:val="18"/>
+          <w:highlight w:val="yellow"/>
+        </w:rPr>
+        <w:t>ans</w:t>
+      </w:r>
+      <w:proofErr w:type="spellEnd"/>
+      <w:r>
+        <w:rPr>
+          <w:sz w:val="18"/>
+          <w:szCs w:val="18"/>
+          <w:highlight w:val="yellow"/>
+        </w:rPr>
+        <w:t xml:space="preserve"> = </w:t>
       </w:r>
       <w:proofErr w:type="gramStart"/>
       <w:r>
         <w:rPr>
           <w:sz w:val="18"/>
           <w:szCs w:val="18"/>
-        </w:rPr>
-        <w:t>Therefore</w:t>
-      </w:r>
+          <w:highlight w:val="yellow"/>
+        </w:rPr>
+        <w:t>min(</w:t>
+      </w:r>
+      <w:proofErr w:type="spellStart"/>
       <w:proofErr w:type="gramEnd"/>
       <w:r>
         <w:rPr>
           <w:sz w:val="18"/>
           <w:szCs w:val="18"/>
-        </w:rPr>
-        <w:t xml:space="preserve"> we need to remove a subarray of length 4, either [5,4,3,2] or [4,3,2,1].</w:t>
-      </w:r>
-    </w:p>
-    <w:p>
-      <w:pPr>
-        <w:ind w:firstLine="0"/>
-        <w:rPr>
-          <w:sz w:val="18"/>
-          <w:szCs w:val="18"/>
-          <w:highlight w:val="yellow"/>
-        </w:rPr>
-      </w:pPr>
-      <w:r>
-        <w:rPr>
-          <w:sz w:val="18"/>
-          <w:szCs w:val="18"/>
-          <w:highlight w:val="yellow"/>
-        </w:rPr>
-        <w:t>S</w:t>
+          <w:highlight w:val="yellow"/>
+        </w:rPr>
+        <w:t>ans</w:t>
+      </w:r>
+      <w:proofErr w:type="spellEnd"/>
+      <w:r>
+        <w:rPr>
+          <w:sz w:val="18"/>
+          <w:szCs w:val="18"/>
+          <w:highlight w:val="yellow"/>
+        </w:rPr>
+        <w:t xml:space="preserve">, j - </w:t>
+      </w:r>
+      <w:proofErr w:type="spellStart"/>
+      <w:r>
+        <w:rPr>
+          <w:sz w:val="18"/>
+          <w:szCs w:val="18"/>
+          <w:highlight w:val="yellow"/>
+        </w:rPr>
+        <w:t>i</w:t>
+      </w:r>
+      <w:proofErr w:type="spellEnd"/>
+      <w:r>
+        <w:rPr>
+          <w:sz w:val="18"/>
+          <w:szCs w:val="18"/>
+          <w:highlight w:val="yellow"/>
+        </w:rPr>
+        <w:t xml:space="preserve"> - 1);</w:t>
+      </w:r>
+    </w:p>
+    <w:p>
+      <w:pPr>
+        <w:ind w:firstLine="0"/>
+        <w:rPr>
+          <w:sz w:val="18"/>
+          <w:szCs w:val="18"/>
+          <w:highlight w:val="yellow"/>
+        </w:rPr>
+      </w:pPr>
+      <w:r>
+        <w:rPr>
+          <w:sz w:val="18"/>
+          <w:szCs w:val="18"/>
+          <w:highlight w:val="yellow"/>
+        </w:rPr>
+        <w:t xml:space="preserve">                ++</w:t>
+      </w:r>
+      <w:proofErr w:type="spellStart"/>
+      <w:r>
+        <w:rPr>
+          <w:sz w:val="18"/>
+          <w:szCs w:val="18"/>
+          <w:highlight w:val="yellow"/>
+        </w:rPr>
+        <w:t>i</w:t>
+      </w:r>
+      <w:proofErr w:type="spellEnd"/>
+      <w:r>
+        <w:rPr>
+          <w:sz w:val="18"/>
+          <w:szCs w:val="18"/>
+          <w:highlight w:val="yellow"/>
+        </w:rPr>
+        <w:t>;</w:t>
+      </w:r>
+    </w:p>
+    <w:p>
+      <w:pPr>
+        <w:ind w:firstLine="0"/>
+        <w:rPr>
+          <w:sz w:val="18"/>
+          <w:szCs w:val="18"/>
+          <w:highlight w:val="yellow"/>
+        </w:rPr>
+      </w:pPr>
+      <w:r>
+        <w:rPr>
+          <w:sz w:val="18"/>
+          <w:szCs w:val="18"/>
+          <w:highlight w:val="yellow"/>
+        </w:rPr>
+        <w:t xml:space="preserve">            } else {</w:t>
+      </w:r>
+    </w:p>
+    <w:p>
+      <w:pPr>
+        <w:ind w:firstLine="0"/>
+        <w:rPr>
+          <w:sz w:val="18"/>
+          <w:szCs w:val="18"/>
+          <w:highlight w:val="yellow"/>
+        </w:rPr>
+      </w:pPr>
+      <w:r>
+        <w:rPr>
+          <w:sz w:val="18"/>
+          <w:szCs w:val="18"/>
+          <w:highlight w:val="yellow"/>
+        </w:rPr>
+        <w:t xml:space="preserve">                ++j;</w:t>
+      </w:r>
+    </w:p>
+    <w:p>
+      <w:pPr>
+        <w:ind w:firstLine="0"/>
+        <w:rPr>
+          <w:sz w:val="18"/>
+          <w:szCs w:val="18"/>
+          <w:highlight w:val="yellow"/>
+        </w:rPr>
+      </w:pPr>
+      <w:r>
+        <w:rPr>
+          <w:sz w:val="18"/>
+          <w:szCs w:val="18"/>
+          <w:highlight w:val="yellow"/>
+        </w:rPr>
+        <w:t xml:space="preserve">            }</w:t>
+      </w:r>
+    </w:p>
+    <w:p>
+      <w:pPr>
+        <w:ind w:firstLine="0"/>
+        <w:rPr>
+          <w:sz w:val="18"/>
+          <w:szCs w:val="18"/>
+          <w:highlight w:val="yellow"/>
+        </w:rPr>
+      </w:pPr>
+      <w:r>
+        <w:rPr>
+          <w:sz w:val="18"/>
+          <w:szCs w:val="18"/>
+          <w:highlight w:val="yellow"/>
+        </w:rPr>
+        <w:t xml:space="preserve">        }</w:t>
+      </w:r>
+    </w:p>
+    <w:p>
+      <w:pPr>
+        <w:ind w:firstLine="0"/>
+        <w:rPr>
+          <w:sz w:val="18"/>
+          <w:szCs w:val="18"/>
+          <w:highlight w:val="yellow"/>
+        </w:rPr>
+      </w:pPr>
+    </w:p>
+    <w:p>
+      <w:pPr>
+        <w:ind w:firstLine="0"/>
+        <w:rPr>
+          <w:sz w:val="18"/>
+          <w:szCs w:val="18"/>
+          <w:highlight w:val="yellow"/>
+        </w:rPr>
+      </w:pPr>
+      <w:r>
+        <w:rPr>
+          <w:sz w:val="18"/>
+          <w:szCs w:val="18"/>
+          <w:highlight w:val="yellow"/>
+        </w:rPr>
+        <w:t xml:space="preserve">        return </w:t>
+      </w:r>
+      <w:proofErr w:type="spellStart"/>
+      <w:r>
+        <w:rPr>
+          <w:sz w:val="18"/>
+          <w:szCs w:val="18"/>
+          <w:highlight w:val="yellow"/>
+        </w:rPr>
+        <w:t>ans</w:t>
+      </w:r>
+      <w:proofErr w:type="spellEnd"/>
+      <w:r>
+        <w:rPr>
+          <w:sz w:val="18"/>
+          <w:szCs w:val="18"/>
+          <w:highlight w:val="yellow"/>
+        </w:rPr>
+        <w:t>;</w:t>
+      </w:r>
+    </w:p>
+    <w:p>
+      <w:pPr>
+        <w:ind w:firstLine="0"/>
+        <w:rPr>
+          <w:sz w:val="18"/>
+          <w:szCs w:val="18"/>
+          <w:highlight w:val="yellow"/>
+        </w:rPr>
+      </w:pPr>
+      <w:r>
+        <w:rPr>
+          <w:sz w:val="18"/>
+          <w:szCs w:val="18"/>
+          <w:highlight w:val="yellow"/>
+        </w:rPr>
+        <w:t xml:space="preserve">    }</w:t>
+      </w:r>
+    </w:p>
+    <w:p>
+      <w:pPr>
+        <w:ind w:firstLine="0"/>
+        <w:rPr>
+          <w:sz w:val="18"/>
+          <w:szCs w:val="18"/>
+        </w:rPr>
+      </w:pPr>
+      <w:r>
+        <w:rPr>
+          <w:sz w:val="18"/>
+          <w:szCs w:val="18"/>
+          <w:highlight w:val="yellow"/>
+        </w:rPr>
+        <w:t>};</w:t>
+      </w:r>
+    </w:p>
+    <w:p>
+      <w:pPr>
+        <w:ind w:firstLine="0"/>
+        <w:rPr>
+          <w:sz w:val="18"/>
+          <w:szCs w:val="18"/>
+        </w:rPr>
+      </w:pPr>
+    </w:p>
+    <w:p>
+      <w:pPr>
+        <w:ind w:firstLine="0"/>
+        <w:rPr>
+          <w:sz w:val="18"/>
+          <w:szCs w:val="18"/>
+        </w:rPr>
+      </w:pPr>
+      <w:r>
+        <w:rPr>
+          <w:sz w:val="18"/>
+          <w:szCs w:val="18"/>
+        </w:rPr>
+        <w:t>E</w:t>
       </w:r>
       <w:r>
         <w:rPr>
           <w:rFonts w:hint="eastAsia"/>
           <w:sz w:val="18"/>
           <w:szCs w:val="18"/>
-          <w:highlight w:val="yellow"/>
-        </w:rPr>
-        <w:t>olution</w:t>
-      </w:r>
-      <w:r>
-        <w:rPr>
-          <w:rFonts w:hint="eastAsia"/>
-          <w:sz w:val="18"/>
-          <w:szCs w:val="18"/>
-          <w:highlight w:val="yellow"/>
-        </w:rPr>
-        <w:t>：</w:t>
-      </w:r>
-    </w:p>
-    <w:p>
-      <w:pPr>
-        <w:ind w:firstLine="0"/>
-        <w:rPr>
-          <w:sz w:val="18"/>
-          <w:szCs w:val="18"/>
-          <w:highlight w:val="yellow"/>
-        </w:rPr>
-      </w:pPr>
-      <w:r>
-        <w:rPr>
-          <w:sz w:val="18"/>
-          <w:szCs w:val="18"/>
-          <w:highlight w:val="yellow"/>
-        </w:rPr>
-        <w:t>class Solution {</w:t>
-      </w:r>
-    </w:p>
-    <w:p>
-      <w:pPr>
-        <w:ind w:firstLine="0"/>
-        <w:rPr>
-          <w:sz w:val="18"/>
-          <w:szCs w:val="18"/>
-          <w:highlight w:val="yellow"/>
-        </w:rPr>
-      </w:pPr>
-      <w:r>
-        <w:rPr>
-          <w:sz w:val="18"/>
-          <w:szCs w:val="18"/>
-          <w:highlight w:val="yellow"/>
-        </w:rPr>
-        <w:t>public:</w:t>
-      </w:r>
-    </w:p>
-    <w:p>
-      <w:pPr>
-        <w:ind w:firstLine="0"/>
-        <w:rPr>
-          <w:sz w:val="18"/>
-          <w:szCs w:val="18"/>
-          <w:highlight w:val="yellow"/>
-        </w:rPr>
-      </w:pPr>
-      <w:r>
-        <w:rPr>
-          <w:sz w:val="18"/>
-          <w:szCs w:val="18"/>
-          <w:highlight w:val="yellow"/>
-        </w:rPr>
-        <w:t xml:space="preserve">    int </w:t>
-      </w:r>
-      <w:proofErr w:type="spellStart"/>
-      <w:r>
-        <w:rPr>
-          <w:sz w:val="18"/>
-          <w:szCs w:val="18"/>
-          <w:highlight w:val="yellow"/>
-        </w:rPr>
-        <w:t>findLengthOfShortestSubarray</w:t>
-      </w:r>
-      <w:proofErr w:type="spellEnd"/>
-      <w:r>
-        <w:rPr>
-          <w:sz w:val="18"/>
-          <w:szCs w:val="18"/>
-          <w:highlight w:val="yellow"/>
-        </w:rPr>
-        <w:t xml:space="preserve">(vector&lt;int&gt;&amp; </w:t>
-      </w:r>
-      <w:proofErr w:type="spellStart"/>
-      <w:r>
-        <w:rPr>
-          <w:sz w:val="18"/>
-          <w:szCs w:val="18"/>
-          <w:highlight w:val="yellow"/>
-        </w:rPr>
-        <w:t>arr</w:t>
-      </w:r>
-      <w:proofErr w:type="spellEnd"/>
-      <w:r>
-        <w:rPr>
-          <w:sz w:val="18"/>
-          <w:szCs w:val="18"/>
-          <w:highlight w:val="yellow"/>
-        </w:rPr>
-        <w:t>) {</w:t>
-      </w:r>
-    </w:p>
-    <w:p>
-      <w:pPr>
-        <w:ind w:firstLine="0"/>
-        <w:rPr>
-          <w:sz w:val="18"/>
-          <w:szCs w:val="18"/>
-          <w:highlight w:val="yellow"/>
-        </w:rPr>
-      </w:pPr>
-      <w:r>
-        <w:rPr>
-          <w:sz w:val="18"/>
-          <w:szCs w:val="18"/>
-          <w:highlight w:val="yellow"/>
-        </w:rPr>
-        <w:t xml:space="preserve">        int n = </w:t>
-      </w:r>
-      <w:proofErr w:type="spellStart"/>
-      <w:proofErr w:type="gramStart"/>
-      <w:r>
-        <w:rPr>
-          <w:sz w:val="18"/>
-          <w:szCs w:val="18"/>
-          <w:highlight w:val="yellow"/>
-        </w:rPr>
-        <w:t>arr.size</w:t>
-      </w:r>
-      <w:proofErr w:type="spellEnd"/>
-      <w:proofErr w:type="gramEnd"/>
-      <w:r>
-        <w:rPr>
-          <w:sz w:val="18"/>
-          <w:szCs w:val="18"/>
-          <w:highlight w:val="yellow"/>
-        </w:rPr>
-        <w:t>();</w:t>
-      </w:r>
-    </w:p>
-    <w:p>
-      <w:pPr>
-        <w:ind w:firstLine="0"/>
-        <w:rPr>
-          <w:sz w:val="18"/>
-          <w:szCs w:val="18"/>
-          <w:highlight w:val="yellow"/>
-        </w:rPr>
-      </w:pPr>
-      <w:r>
-        <w:rPr>
-          <w:sz w:val="18"/>
-          <w:szCs w:val="18"/>
-          <w:highlight w:val="yellow"/>
-        </w:rPr>
-        <w:t xml:space="preserve">        int left = 0, right = n - 1;</w:t>
-      </w:r>
-    </w:p>
-    <w:p>
-      <w:pPr>
-        <w:ind w:firstLine="0"/>
-        <w:rPr>
-          <w:sz w:val="18"/>
-          <w:szCs w:val="18"/>
-          <w:highlight w:val="yellow"/>
-        </w:rPr>
-      </w:pPr>
-    </w:p>
-    <w:p>
-      <w:pPr>
-        <w:ind w:firstLine="0"/>
-        <w:rPr>
-          <w:sz w:val="18"/>
-          <w:szCs w:val="18"/>
-          <w:highlight w:val="yellow"/>
-        </w:rPr>
-      </w:pPr>
-      <w:r>
-        <w:rPr>
-          <w:sz w:val="18"/>
-          <w:szCs w:val="18"/>
-          <w:highlight w:val="yellow"/>
-        </w:rPr>
-        <w:t xml:space="preserve">        // </w:t>
-      </w:r>
-      <w:r>
-        <w:rPr>
-          <w:sz w:val="18"/>
-          <w:szCs w:val="18"/>
-          <w:highlight w:val="yellow"/>
-        </w:rPr>
-        <w:t>左边最长非递减前缀</w:t>
-      </w:r>
-    </w:p>
-    <w:p>
-      <w:pPr>
-        <w:ind w:firstLine="0"/>
-        <w:rPr>
-          <w:sz w:val="18"/>
-          <w:szCs w:val="18"/>
-          <w:highlight w:val="yellow"/>
-        </w:rPr>
-      </w:pPr>
-      <w:r>
-        <w:rPr>
-          <w:sz w:val="18"/>
-          <w:szCs w:val="18"/>
-          <w:highlight w:val="yellow"/>
-        </w:rPr>
-        <w:t xml:space="preserve">        while (left + 1 &lt; n &amp;&amp; </w:t>
-      </w:r>
-      <w:proofErr w:type="spellStart"/>
-      <w:r>
-        <w:rPr>
-          <w:sz w:val="18"/>
-          <w:szCs w:val="18"/>
-          <w:highlight w:val="yellow"/>
-        </w:rPr>
-        <w:t>arr</w:t>
-      </w:r>
-      <w:proofErr w:type="spellEnd"/>
-      <w:r>
-        <w:rPr>
-          <w:sz w:val="18"/>
-          <w:szCs w:val="18"/>
-          <w:highlight w:val="yellow"/>
-        </w:rPr>
-        <w:t xml:space="preserve">[left] &lt;= </w:t>
-      </w:r>
-      <w:proofErr w:type="spellStart"/>
-      <w:proofErr w:type="gramStart"/>
-      <w:r>
-        <w:rPr>
-          <w:sz w:val="18"/>
-          <w:szCs w:val="18"/>
-          <w:highlight w:val="yellow"/>
-        </w:rPr>
-        <w:t>arr</w:t>
-      </w:r>
-      <w:proofErr w:type="spellEnd"/>
-      <w:r>
-        <w:rPr>
-          <w:sz w:val="18"/>
-          <w:szCs w:val="18"/>
-          <w:highlight w:val="yellow"/>
-        </w:rPr>
-        <w:t>[</w:t>
-      </w:r>
-      <w:proofErr w:type="gramEnd"/>
-      <w:r>
-        <w:rPr>
-          <w:sz w:val="18"/>
-          <w:szCs w:val="18"/>
-          <w:highlight w:val="yellow"/>
-        </w:rPr>
-        <w:t>left + 1]) ++left;</w:t>
-      </w:r>
-    </w:p>
-    <w:p>
-      <w:pPr>
-        <w:ind w:firstLine="0"/>
-        <w:rPr>
-          <w:sz w:val="18"/>
-          <w:szCs w:val="18"/>
-          <w:highlight w:val="yellow"/>
-        </w:rPr>
-      </w:pPr>
-    </w:p>
-    <w:p>
-      <w:pPr>
-        <w:ind w:firstLine="0"/>
-        <w:rPr>
-          <w:sz w:val="18"/>
-          <w:szCs w:val="18"/>
-          <w:highlight w:val="yellow"/>
-        </w:rPr>
-      </w:pPr>
-      <w:r>
-        <w:rPr>
-          <w:sz w:val="18"/>
-          <w:szCs w:val="18"/>
-          <w:highlight w:val="yellow"/>
-        </w:rPr>
-        <w:t xml:space="preserve">        if (left == n - 1) return 0;  // </w:t>
-      </w:r>
-      <w:r>
-        <w:rPr>
-          <w:sz w:val="18"/>
-          <w:szCs w:val="18"/>
-          <w:highlight w:val="yellow"/>
-        </w:rPr>
-        <w:t>已经是非递减的</w:t>
-      </w:r>
-    </w:p>
-    <w:p>
-      <w:pPr>
-        <w:ind w:firstLine="0"/>
-        <w:rPr>
-          <w:sz w:val="18"/>
-          <w:szCs w:val="18"/>
-          <w:highlight w:val="yellow"/>
-        </w:rPr>
-      </w:pPr>
-    </w:p>
-    <w:p>
-      <w:pPr>
-        <w:ind w:firstLine="0"/>
-        <w:rPr>
-          <w:sz w:val="18"/>
-          <w:szCs w:val="18"/>
-          <w:highlight w:val="yellow"/>
-        </w:rPr>
-      </w:pPr>
-      <w:r>
-        <w:rPr>
-          <w:sz w:val="18"/>
-          <w:szCs w:val="18"/>
-          <w:highlight w:val="yellow"/>
-        </w:rPr>
-        <w:t xml:space="preserve">        // </w:t>
-      </w:r>
-      <w:r>
-        <w:rPr>
-          <w:sz w:val="18"/>
-          <w:szCs w:val="18"/>
-          <w:highlight w:val="yellow"/>
-        </w:rPr>
-        <w:t>右边最长非递减后缀</w:t>
-      </w:r>
-    </w:p>
-    <w:p>
-      <w:pPr>
-        <w:ind w:firstLine="0"/>
-        <w:rPr>
-          <w:sz w:val="18"/>
-          <w:szCs w:val="18"/>
-          <w:highlight w:val="yellow"/>
-        </w:rPr>
-      </w:pPr>
-      <w:r>
-        <w:rPr>
-          <w:sz w:val="18"/>
-          <w:szCs w:val="18"/>
-          <w:highlight w:val="yellow"/>
-        </w:rPr>
-        <w:t xml:space="preserve">        while (right &gt; 0 &amp;&amp; </w:t>
-      </w:r>
-      <w:proofErr w:type="spellStart"/>
-      <w:proofErr w:type="gramStart"/>
-      <w:r>
-        <w:rPr>
-          <w:sz w:val="18"/>
-          <w:szCs w:val="18"/>
-          <w:highlight w:val="yellow"/>
-        </w:rPr>
-        <w:t>arr</w:t>
-      </w:r>
-      <w:proofErr w:type="spellEnd"/>
-      <w:r>
-        <w:rPr>
-          <w:sz w:val="18"/>
-          <w:szCs w:val="18"/>
-          <w:highlight w:val="yellow"/>
-        </w:rPr>
-        <w:t>[</w:t>
-      </w:r>
-      <w:proofErr w:type="gramEnd"/>
-      <w:r>
-        <w:rPr>
-          <w:sz w:val="18"/>
-          <w:szCs w:val="18"/>
-          <w:highlight w:val="yellow"/>
-        </w:rPr>
-        <w:t xml:space="preserve">right - 1] &lt;= </w:t>
-      </w:r>
-      <w:proofErr w:type="spellStart"/>
-      <w:r>
-        <w:rPr>
-          <w:sz w:val="18"/>
-          <w:szCs w:val="18"/>
-          <w:highlight w:val="yellow"/>
-        </w:rPr>
-        <w:t>arr</w:t>
-      </w:r>
-      <w:proofErr w:type="spellEnd"/>
-      <w:r>
-        <w:rPr>
-          <w:sz w:val="18"/>
-          <w:szCs w:val="18"/>
-          <w:highlight w:val="yellow"/>
-        </w:rPr>
-        <w:t>[right]) --right;</w:t>
-      </w:r>
-    </w:p>
-    <w:p>
-      <w:pPr>
-        <w:ind w:firstLine="0"/>
-        <w:rPr>
-          <w:sz w:val="18"/>
-          <w:szCs w:val="18"/>
-          <w:highlight w:val="yellow"/>
-        </w:rPr>
-      </w:pPr>
-    </w:p>
-    <w:p>
-      <w:pPr>
-        <w:ind w:firstLine="0"/>
-        <w:rPr>
-          <w:sz w:val="18"/>
-          <w:szCs w:val="18"/>
-          <w:highlight w:val="yellow"/>
-        </w:rPr>
-      </w:pPr>
-      <w:r>
-        <w:rPr>
-          <w:sz w:val="18"/>
-          <w:szCs w:val="18"/>
-          <w:highlight w:val="yellow"/>
-        </w:rPr>
-        <w:t xml:space="preserve">        int </w:t>
-      </w:r>
-      <w:proofErr w:type="spellStart"/>
-      <w:r>
-        <w:rPr>
-          <w:sz w:val="18"/>
-          <w:szCs w:val="18"/>
-          <w:highlight w:val="yellow"/>
-        </w:rPr>
-        <w:t>ans</w:t>
-      </w:r>
-      <w:proofErr w:type="spellEnd"/>
-      <w:r>
-        <w:rPr>
-          <w:sz w:val="18"/>
-          <w:szCs w:val="18"/>
-          <w:highlight w:val="yellow"/>
-        </w:rPr>
-        <w:t xml:space="preserve"> = min(n - left - 1, right);  // </w:t>
-      </w:r>
-      <w:r>
-        <w:rPr>
-          <w:sz w:val="18"/>
-          <w:szCs w:val="18"/>
-          <w:highlight w:val="yellow"/>
-        </w:rPr>
-        <w:t>删除左边或右边</w:t>
-      </w:r>
-    </w:p>
-    <w:p>
-      <w:pPr>
-        <w:ind w:firstLine="0"/>
-        <w:rPr>
-          <w:sz w:val="18"/>
-          <w:szCs w:val="18"/>
-          <w:highlight w:val="yellow"/>
-        </w:rPr>
-      </w:pPr>
-    </w:p>
-    <w:p>
-      <w:pPr>
-        <w:ind w:firstLine="0"/>
-        <w:rPr>
-          <w:sz w:val="18"/>
-          <w:szCs w:val="18"/>
-          <w:highlight w:val="yellow"/>
-        </w:rPr>
-      </w:pPr>
-      <w:r>
-        <w:rPr>
-          <w:sz w:val="18"/>
-          <w:szCs w:val="18"/>
-          <w:highlight w:val="yellow"/>
-        </w:rPr>
-        <w:t xml:space="preserve">        int </w:t>
-      </w:r>
-      <w:proofErr w:type="spellStart"/>
-      <w:r>
-        <w:rPr>
-          <w:sz w:val="18"/>
-          <w:szCs w:val="18"/>
-          <w:highlight w:val="yellow"/>
-        </w:rPr>
-        <w:t>i</w:t>
-      </w:r>
-      <w:proofErr w:type="spellEnd"/>
-      <w:r>
-        <w:rPr>
-          <w:sz w:val="18"/>
-          <w:szCs w:val="18"/>
-          <w:highlight w:val="yellow"/>
-        </w:rPr>
-        <w:t xml:space="preserve"> = 0, j = right;</w:t>
-      </w:r>
-    </w:p>
-    <w:p>
-      <w:pPr>
-        <w:ind w:firstLine="0"/>
-        <w:rPr>
-          <w:sz w:val="18"/>
-          <w:szCs w:val="18"/>
-          <w:highlight w:val="yellow"/>
-        </w:rPr>
-      </w:pPr>
-      <w:r>
-        <w:rPr>
-          <w:sz w:val="18"/>
-          <w:szCs w:val="18"/>
-          <w:highlight w:val="yellow"/>
-        </w:rPr>
-        <w:t xml:space="preserve">        while (</w:t>
-      </w:r>
-      <w:proofErr w:type="spellStart"/>
-      <w:r>
-        <w:rPr>
-          <w:sz w:val="18"/>
-          <w:szCs w:val="18"/>
-          <w:highlight w:val="yellow"/>
-        </w:rPr>
-        <w:t>i</w:t>
-      </w:r>
-      <w:proofErr w:type="spellEnd"/>
-      <w:r>
-        <w:rPr>
-          <w:sz w:val="18"/>
-          <w:szCs w:val="18"/>
-          <w:highlight w:val="yellow"/>
-        </w:rPr>
-        <w:t xml:space="preserve"> &lt;= left &amp;&amp; j &lt; n) {</w:t>
-      </w:r>
-    </w:p>
-    <w:p>
-      <w:pPr>
-        <w:ind w:firstLine="0"/>
-        <w:rPr>
-          <w:sz w:val="18"/>
-          <w:szCs w:val="18"/>
-          <w:highlight w:val="yellow"/>
-        </w:rPr>
-      </w:pPr>
-      <w:r>
-        <w:rPr>
-          <w:sz w:val="18"/>
-          <w:szCs w:val="18"/>
-          <w:highlight w:val="yellow"/>
-        </w:rPr>
-        <w:t xml:space="preserve">            if (</w:t>
-      </w:r>
-      <w:proofErr w:type="spellStart"/>
-      <w:r>
-        <w:rPr>
-          <w:sz w:val="18"/>
-          <w:szCs w:val="18"/>
-          <w:highlight w:val="yellow"/>
-        </w:rPr>
-        <w:t>arr</w:t>
-      </w:r>
-      <w:proofErr w:type="spellEnd"/>
-      <w:r>
-        <w:rPr>
-          <w:sz w:val="18"/>
-          <w:szCs w:val="18"/>
-          <w:highlight w:val="yellow"/>
-        </w:rPr>
-        <w:t>[</w:t>
-      </w:r>
-      <w:proofErr w:type="spellStart"/>
-      <w:r>
-        <w:rPr>
-          <w:sz w:val="18"/>
-          <w:szCs w:val="18"/>
-          <w:highlight w:val="yellow"/>
-        </w:rPr>
-        <w:t>i</w:t>
-      </w:r>
-      <w:proofErr w:type="spellEnd"/>
-      <w:r>
-        <w:rPr>
-          <w:sz w:val="18"/>
-          <w:szCs w:val="18"/>
-          <w:highlight w:val="yellow"/>
-        </w:rPr>
-        <w:t xml:space="preserve">] &lt;= </w:t>
-      </w:r>
-      <w:proofErr w:type="spellStart"/>
-      <w:r>
-        <w:rPr>
-          <w:sz w:val="18"/>
-          <w:szCs w:val="18"/>
-          <w:highlight w:val="yellow"/>
-        </w:rPr>
-        <w:t>arr</w:t>
-      </w:r>
-      <w:proofErr w:type="spellEnd"/>
-      <w:r>
-        <w:rPr>
-          <w:sz w:val="18"/>
-          <w:szCs w:val="18"/>
-          <w:highlight w:val="yellow"/>
-        </w:rPr>
-        <w:t>[j]) {</w:t>
-      </w:r>
-    </w:p>
-    <w:p>
-      <w:pPr>
-        <w:ind w:firstLine="0"/>
-        <w:rPr>
-          <w:sz w:val="18"/>
-          <w:szCs w:val="18"/>
-          <w:highlight w:val="yellow"/>
-        </w:rPr>
-      </w:pPr>
-      <w:r>
-        <w:rPr>
-          <w:sz w:val="18"/>
-          <w:szCs w:val="18"/>
-          <w:highlight w:val="yellow"/>
-        </w:rPr>
-        <w:lastRenderedPageBreak/>
-        <w:t xml:space="preserve">                </w:t>
-      </w:r>
-      <w:proofErr w:type="spellStart"/>
-      <w:r>
-        <w:rPr>
-          <w:sz w:val="18"/>
-          <w:szCs w:val="18"/>
-          <w:highlight w:val="yellow"/>
-        </w:rPr>
-        <w:t>ans</w:t>
-      </w:r>
-      <w:proofErr w:type="spellEnd"/>
-      <w:r>
-        <w:rPr>
-          <w:sz w:val="18"/>
-          <w:szCs w:val="18"/>
-          <w:highlight w:val="yellow"/>
-        </w:rPr>
-        <w:t xml:space="preserve"> = </w:t>
-      </w:r>
-      <w:proofErr w:type="gramStart"/>
-      <w:r>
-        <w:rPr>
-          <w:sz w:val="18"/>
-          <w:szCs w:val="18"/>
-          <w:highlight w:val="yellow"/>
-        </w:rPr>
-        <w:t>min(</w:t>
-      </w:r>
-      <w:proofErr w:type="spellStart"/>
-      <w:proofErr w:type="gramEnd"/>
-      <w:r>
-        <w:rPr>
-          <w:sz w:val="18"/>
-          <w:szCs w:val="18"/>
-          <w:highlight w:val="yellow"/>
-        </w:rPr>
-        <w:t>ans</w:t>
-      </w:r>
-      <w:proofErr w:type="spellEnd"/>
-      <w:r>
-        <w:rPr>
-          <w:sz w:val="18"/>
-          <w:szCs w:val="18"/>
-          <w:highlight w:val="yellow"/>
-        </w:rPr>
-        <w:t xml:space="preserve">, j - </w:t>
-      </w:r>
-      <w:proofErr w:type="spellStart"/>
-      <w:r>
-        <w:rPr>
-          <w:sz w:val="18"/>
-          <w:szCs w:val="18"/>
-          <w:highlight w:val="yellow"/>
-        </w:rPr>
-        <w:t>i</w:t>
-      </w:r>
-      <w:proofErr w:type="spellEnd"/>
-      <w:r>
-        <w:rPr>
-          <w:sz w:val="18"/>
-          <w:szCs w:val="18"/>
-          <w:highlight w:val="yellow"/>
-        </w:rPr>
-        <w:t xml:space="preserve"> - 1);</w:t>
-      </w:r>
-    </w:p>
-    <w:p>
-      <w:pPr>
-        <w:ind w:firstLine="0"/>
-        <w:rPr>
-          <w:sz w:val="18"/>
-          <w:szCs w:val="18"/>
-          <w:highlight w:val="yellow"/>
-        </w:rPr>
-      </w:pPr>
-      <w:r>
-        <w:rPr>
-          <w:sz w:val="18"/>
-          <w:szCs w:val="18"/>
-          <w:highlight w:val="yellow"/>
-        </w:rPr>
-        <w:t xml:space="preserve">                ++</w:t>
-      </w:r>
-      <w:proofErr w:type="spellStart"/>
-      <w:r>
-        <w:rPr>
-          <w:sz w:val="18"/>
-          <w:szCs w:val="18"/>
-          <w:highlight w:val="yellow"/>
-        </w:rPr>
-        <w:t>i</w:t>
-      </w:r>
-      <w:proofErr w:type="spellEnd"/>
-      <w:r>
-        <w:rPr>
-          <w:sz w:val="18"/>
-          <w:szCs w:val="18"/>
-          <w:highlight w:val="yellow"/>
-        </w:rPr>
-        <w:t>;</w:t>
-      </w:r>
-    </w:p>
-    <w:p>
-      <w:pPr>
-        <w:ind w:firstLine="0"/>
-        <w:rPr>
-          <w:sz w:val="18"/>
-          <w:szCs w:val="18"/>
-          <w:highlight w:val="yellow"/>
-        </w:rPr>
-      </w:pPr>
-      <w:r>
-        <w:rPr>
-          <w:sz w:val="18"/>
-          <w:szCs w:val="18"/>
-          <w:highlight w:val="yellow"/>
-        </w:rPr>
-        <w:t xml:space="preserve">            } else {</w:t>
-      </w:r>
-    </w:p>
-    <w:p>
-      <w:pPr>
-        <w:ind w:firstLine="0"/>
-        <w:rPr>
-          <w:sz w:val="18"/>
-          <w:szCs w:val="18"/>
-          <w:highlight w:val="yellow"/>
-        </w:rPr>
-      </w:pPr>
-      <w:r>
-        <w:rPr>
-          <w:sz w:val="18"/>
-          <w:szCs w:val="18"/>
-          <w:highlight w:val="yellow"/>
-        </w:rPr>
-        <w:t xml:space="preserve">                ++j;</w:t>
-      </w:r>
-    </w:p>
-    <w:p>
-      <w:pPr>
-        <w:ind w:firstLine="0"/>
-        <w:rPr>
-          <w:sz w:val="18"/>
-          <w:szCs w:val="18"/>
-          <w:highlight w:val="yellow"/>
-        </w:rPr>
-      </w:pPr>
-      <w:r>
-        <w:rPr>
-          <w:sz w:val="18"/>
-          <w:szCs w:val="18"/>
-          <w:highlight w:val="yellow"/>
-        </w:rPr>
-        <w:t xml:space="preserve">            }</w:t>
-      </w:r>
-    </w:p>
-    <w:p>
-      <w:pPr>
-        <w:ind w:firstLine="0"/>
-        <w:rPr>
-          <w:sz w:val="18"/>
-          <w:szCs w:val="18"/>
-          <w:highlight w:val="yellow"/>
-        </w:rPr>
-      </w:pPr>
-      <w:r>
-        <w:rPr>
-          <w:sz w:val="18"/>
-          <w:szCs w:val="18"/>
-          <w:highlight w:val="yellow"/>
-        </w:rPr>
-        <w:t xml:space="preserve">        }</w:t>
-      </w:r>
-    </w:p>
-    <w:p>
-      <w:pPr>
-        <w:ind w:firstLine="0"/>
-        <w:rPr>
-          <w:sz w:val="18"/>
-          <w:szCs w:val="18"/>
-          <w:highlight w:val="yellow"/>
-        </w:rPr>
-      </w:pPr>
-    </w:p>
-    <w:p>
-      <w:pPr>
-        <w:ind w:firstLine="0"/>
-        <w:rPr>
-          <w:sz w:val="18"/>
-          <w:szCs w:val="18"/>
-          <w:highlight w:val="yellow"/>
-        </w:rPr>
-      </w:pPr>
-      <w:r>
-        <w:rPr>
-          <w:sz w:val="18"/>
-          <w:szCs w:val="18"/>
-          <w:highlight w:val="yellow"/>
-        </w:rPr>
-        <w:t xml:space="preserve">        return </w:t>
-      </w:r>
-      <w:proofErr w:type="spellStart"/>
-      <w:r>
-        <w:rPr>
-          <w:sz w:val="18"/>
-          <w:szCs w:val="18"/>
-          <w:highlight w:val="yellow"/>
-        </w:rPr>
-        <w:t>ans</w:t>
-      </w:r>
-      <w:proofErr w:type="spellEnd"/>
-      <w:r>
-        <w:rPr>
-          <w:sz w:val="18"/>
-          <w:szCs w:val="18"/>
-          <w:highlight w:val="yellow"/>
-        </w:rPr>
-        <w:t>;</w:t>
-      </w:r>
-    </w:p>
-    <w:p>
-      <w:pPr>
-        <w:ind w:firstLine="0"/>
-        <w:rPr>
-          <w:sz w:val="18"/>
-          <w:szCs w:val="18"/>
-          <w:highlight w:val="yellow"/>
-        </w:rPr>
-      </w:pPr>
-      <w:r>
-        <w:rPr>
-          <w:sz w:val="18"/>
-          <w:szCs w:val="18"/>
-          <w:highlight w:val="yellow"/>
-        </w:rPr>
-        <w:t xml:space="preserve">    }</w:t>
-      </w:r>
-    </w:p>
-    <w:p>
-      <w:pPr>
-        <w:ind w:firstLine="0"/>
-        <w:rPr>
-          <w:rFonts w:hint="eastAsia"/>
-          <w:sz w:val="18"/>
-          <w:szCs w:val="18"/>
-        </w:rPr>
-      </w:pPr>
-      <w:r>
-        <w:rPr>
-          <w:sz w:val="18"/>
-          <w:szCs w:val="18"/>
-          <w:highlight w:val="yellow"/>
-        </w:rPr>
-        <w:t>};</w:t>
-      </w:r>
-    </w:p>
-    <w:p>
-      <w:pPr>
-        <w:ind w:firstLine="0"/>
-        <w:rPr>
-          <w:sz w:val="18"/>
-          <w:szCs w:val="18"/>
-        </w:rPr>
-      </w:pPr>
-    </w:p>
-    <w:p>
-      <w:pPr>
-        <w:ind w:firstLine="0"/>
-        <w:rPr>
-          <w:sz w:val="18"/>
-          <w:szCs w:val="18"/>
-        </w:rPr>
-      </w:pPr>
-      <w:r>
-        <w:rPr>
-          <w:sz w:val="18"/>
-          <w:szCs w:val="18"/>
-        </w:rPr>
-        <w:t>E</w:t>
-      </w:r>
-      <w:r>
-        <w:rPr>
-          <w:rFonts w:hint="eastAsia"/>
-          <w:sz w:val="18"/>
-          <w:szCs w:val="18"/>
         </w:rPr>
         <w:t>xercise 6</w:t>
       </w:r>
@@ -5010,7 +5299,6 @@
       <w:pPr>
         <w:ind w:firstLine="0"/>
         <w:rPr>
-          <w:rFonts w:hint="eastAsia"/>
           <w:sz w:val="18"/>
           <w:szCs w:val="18"/>
         </w:rPr>
